--- a/lessons/3-5/downloads/3-5-notes-teacher.docx
+++ b/lessons/3-5/downloads/3-5-notes-teacher.docx
@@ -14,7 +14,7 @@
           <w:sz w:val="18"/>
           <w:szCs w:val="18"/>
         </w:rPr>
-        <w:t xml:space="preserve">UNIT 3  ·  LESSON 5      STANDARD 6.RP.3</w:t>
+        <w:t xml:space="preserve">UNIT 3  ·  LESSON 5      STANDARD 6.AT.3</w:t>
       </w:r>
     </w:p>
     <w:p>
@@ -2296,7 +2296,7 @@
           <w:sz w:val="21"/>
           <w:szCs w:val="21"/>
         </w:rPr>
-        <w:t xml:space="preserve">Start with:  After scaling to 35 oz, Chef Reyes has ___ tbsp and Chef Tran has ___ tbsp.</w:t>
+        <w:t xml:space="preserve">Start with:  When a problem felt tricky, I ___ to compare the ratios fairly.</w:t>
       </w:r>
       <w:r>
         <w:rPr>
@@ -2307,7 +2307,7 @@
           <w:szCs w:val="19"/>
         </w:rPr>
         <w:br/>
-        <w:t xml:space="preserve">Después de escalar a 35 oz, Chef Reyes tiene ___ cucharadas y Chef Tran tiene ___ cucharadas.</w:t>
+        <w:t xml:space="preserve">Cuando un problema parecía difícil, yo ___ para comparar las razones de forma justa.</w:t>
       </w:r>
     </w:p>
     <w:p>
@@ -2392,6 +2392,32 @@
           <w:szCs w:val="19"/>
         </w:rPr>
         <w:t xml:space="preserve">Solve each problem. Show your thinking in the work box.</w:t>
+      </w:r>
+    </w:p>
+    <w:p>
+      <w:pPr>
+        <w:pStyle w:val="Heading2"/>
+        <w:spacing w:after="80" w:before="180"/>
+      </w:pPr>
+      <w:r>
+        <w:rPr>
+          <w:b/>
+          <w:bCs/>
+          <w:color w:val="12355B"/>
+          <w:sz w:val="24"/>
+          <w:szCs w:val="24"/>
+        </w:rPr>
+        <w:t xml:space="preserve">Level 1 Support</w:t>
+      </w:r>
+      <w:r>
+        <w:rPr>
+          <w:i/>
+          <w:iCs/>
+          <w:color w:val="1FA6A2"/>
+          <w:sz w:val="19"/>
+          <w:szCs w:val="19"/>
+        </w:rPr>
+        <w:t xml:space="preserve">   extra scaffolding</w:t>
       </w:r>
     </w:p>
     <w:p>
@@ -2656,6 +2682,32 @@
     </w:tbl>
     <w:p>
       <w:pPr>
+        <w:pStyle w:val="Heading2"/>
+        <w:spacing w:after="80" w:before="180"/>
+      </w:pPr>
+      <w:r>
+        <w:rPr>
+          <w:b/>
+          <w:bCs/>
+          <w:color w:val="12355B"/>
+          <w:sz w:val="24"/>
+          <w:szCs w:val="24"/>
+        </w:rPr>
+        <w:t xml:space="preserve">On Level</w:t>
+      </w:r>
+      <w:r>
+        <w:rPr>
+          <w:i/>
+          <w:iCs/>
+          <w:color w:val="12355B"/>
+          <w:sz w:val="19"/>
+          <w:szCs w:val="19"/>
+        </w:rPr>
+        <w:t xml:space="preserve">   grade-level practice</w:t>
+      </w:r>
+    </w:p>
+    <w:p>
+      <w:pPr>
         <w:keepNext/>
         <w:spacing w:after="60" w:before="160"/>
       </w:pPr>
@@ -2786,6 +2838,32 @@
     </w:tbl>
     <w:p>
       <w:pPr>
+        <w:pStyle w:val="Heading2"/>
+        <w:spacing w:after="80" w:before="180"/>
+      </w:pPr>
+      <w:r>
+        <w:rPr>
+          <w:b/>
+          <w:bCs/>
+          <w:color w:val="12355B"/>
+          <w:sz w:val="24"/>
+          <w:szCs w:val="24"/>
+        </w:rPr>
+        <w:t xml:space="preserve">Level 2 Enrichment</w:t>
+      </w:r>
+      <w:r>
+        <w:rPr>
+          <w:i/>
+          <w:iCs/>
+          <w:color w:val="6B4FA0"/>
+          <w:sz w:val="19"/>
+          <w:szCs w:val="19"/>
+        </w:rPr>
+        <w:t xml:space="preserve">   stretch your thinking</w:t>
+      </w:r>
+    </w:p>
+    <w:p>
+      <w:pPr>
         <w:keepNext/>
         <w:spacing w:after="60" w:before="160"/>
       </w:pPr>
@@ -3219,23 +3297,17 @@
     </w:p>
     <w:p>
       <w:pPr>
-        <w:spacing w:after="80"/>
-      </w:pPr>
-      <w:r>
-        <w:rPr>
-          <w:b/>
-          <w:bCs/>
-          <w:sz w:val="21"/>
-          <w:szCs w:val="21"/>
-        </w:rPr>
-        <w:t xml:space="preserve">1.  </w:t>
-      </w:r>
-      <w:r>
-        <w:rPr>
-          <w:sz w:val="21"/>
-          <w:szCs w:val="21"/>
-        </w:rPr>
-        <w:t xml:space="preserve">A)  Recipe B</w:t>
+        <w:spacing w:after="100"/>
+      </w:pPr>
+      <w:r>
+        <w:rPr>
+          <w:b/>
+          <w:bCs/>
+          <w:color w:val="B97A12"/>
+          <w:sz w:val="20"/>
+          <w:szCs w:val="20"/>
+        </w:rPr>
+        <w:t xml:space="preserve">Watch for this mistake:  </w:t>
       </w:r>
       <w:r>
         <w:rPr>
@@ -3245,7 +3317,23 @@
           <w:sz w:val="19"/>
           <w:szCs w:val="19"/>
         </w:rPr>
-        <w:t xml:space="preserve">  — Recipe A: 2÷6 ≈ 0.33 lemons per cup. Recipe B: 3÷7 ≈ 0.43 lemons per cup. Since 0.43 &gt; 0.33, Recipe B is more lemony.</w:t>
+        <w:t xml:space="preserve">A common mistake in Compare Ratios is thinking the ratio with the bigger raw number automatically wins — like assuming Chef Tran's 8 tablespoons of cocoa must be more chocolatey than Chef Reyes's 6 tablespoons, without checking that the milk amounts (14 oz vs. 10 oz) are different. Never compare the raw numbers alone — always scale both ratios to the same amount or find each unit rate first.</w:t>
+      </w:r>
+    </w:p>
+    <w:p>
+      <w:pPr>
+        <w:pStyle w:val="Heading2"/>
+        <w:spacing w:after="80" w:before="180"/>
+      </w:pPr>
+      <w:r>
+        <w:rPr>
+          <w:b/>
+          <w:bCs/>
+          <w:color w:val="12355B"/>
+          <w:sz w:val="24"/>
+          <w:szCs w:val="24"/>
+        </w:rPr>
+        <w:t xml:space="preserve">Level 1 Support</w:t>
       </w:r>
     </w:p>
     <w:p>
@@ -3259,14 +3347,14 @@
           <w:sz w:val="21"/>
           <w:szCs w:val="21"/>
         </w:rPr>
-        <w:t xml:space="preserve">2.  </w:t>
-      </w:r>
-      <w:r>
-        <w:rPr>
-          <w:sz w:val="21"/>
-          <w:szCs w:val="21"/>
-        </w:rPr>
-        <w:t xml:space="preserve">A)  4 apples for $3</w:t>
+        <w:t xml:space="preserve">1.  </w:t>
+      </w:r>
+      <w:r>
+        <w:rPr>
+          <w:sz w:val="21"/>
+          <w:szCs w:val="21"/>
+        </w:rPr>
+        <w:t xml:space="preserve">A)  Recipe B</w:t>
       </w:r>
       <w:r>
         <w:rPr>
@@ -3276,7 +3364,7 @@
           <w:sz w:val="19"/>
           <w:szCs w:val="19"/>
         </w:rPr>
-        <w:t xml:space="preserve">  — Deal 1: $3÷4 = $0.75 per apple. Deal 2: $5÷6 ≈ $0.83 per apple. $0.75 &lt; $0.83, so 4 apples for $3 is the better deal.</w:t>
+        <w:t xml:space="preserve">  — Recipe A: 2÷6 ≈ 0.33 lemons per cup. Recipe B: 3÷7 ≈ 0.43 lemons per cup. Since 0.43 &gt; 0.33, Recipe B is more lemony.</w:t>
       </w:r>
     </w:p>
     <w:p>
@@ -3290,14 +3378,14 @@
           <w:sz w:val="21"/>
           <w:szCs w:val="21"/>
         </w:rPr>
-        <w:t xml:space="preserve">3.  </w:t>
-      </w:r>
-      <w:r>
-        <w:rPr>
-          <w:sz w:val="21"/>
-          <w:szCs w:val="21"/>
-        </w:rPr>
-        <w:t xml:space="preserve">A)  Store B</w:t>
+        <w:t xml:space="preserve">2.  </w:t>
+      </w:r>
+      <w:r>
+        <w:rPr>
+          <w:sz w:val="21"/>
+          <w:szCs w:val="21"/>
+        </w:rPr>
+        <w:t xml:space="preserve">A)  4 apples for $3</w:t>
       </w:r>
       <w:r>
         <w:rPr>
@@ -3307,7 +3395,70 @@
           <w:sz w:val="19"/>
           <w:szCs w:val="19"/>
         </w:rPr>
+        <w:t xml:space="preserve">  — Deal 1: $3÷4 = $0.75 per apple. Deal 2: $5÷6 ≈ $0.83 per apple. $0.75 &lt; $0.83, so 4 apples for $3 is the better deal.</w:t>
+      </w:r>
+    </w:p>
+    <w:p>
+      <w:pPr>
+        <w:pStyle w:val="Heading2"/>
+        <w:spacing w:after="80" w:before="180"/>
+      </w:pPr>
+      <w:r>
+        <w:rPr>
+          <w:b/>
+          <w:bCs/>
+          <w:color w:val="12355B"/>
+          <w:sz w:val="24"/>
+          <w:szCs w:val="24"/>
+        </w:rPr>
+        <w:t xml:space="preserve">On Level</w:t>
+      </w:r>
+    </w:p>
+    <w:p>
+      <w:pPr>
+        <w:spacing w:after="80"/>
+      </w:pPr>
+      <w:r>
+        <w:rPr>
+          <w:b/>
+          <w:bCs/>
+          <w:sz w:val="21"/>
+          <w:szCs w:val="21"/>
+        </w:rPr>
+        <w:t xml:space="preserve">3.  </w:t>
+      </w:r>
+      <w:r>
+        <w:rPr>
+          <w:sz w:val="21"/>
+          <w:szCs w:val="21"/>
+        </w:rPr>
+        <w:t xml:space="preserve">A)  Store B</w:t>
+      </w:r>
+      <w:r>
+        <w:rPr>
+          <w:i/>
+          <w:iCs/>
+          <w:color w:val="5F6F80"/>
+          <w:sz w:val="19"/>
+          <w:szCs w:val="19"/>
+        </w:rPr>
         <w:t xml:space="preserve">  — Store A: $6÷3 = $2.00 per mango. Store B: $9÷5 = $1.80 per mango. Store B has the better (lower) price per mango.</w:t>
+      </w:r>
+    </w:p>
+    <w:p>
+      <w:pPr>
+        <w:pStyle w:val="Heading2"/>
+        <w:spacing w:after="80" w:before="180"/>
+      </w:pPr>
+      <w:r>
+        <w:rPr>
+          <w:b/>
+          <w:bCs/>
+          <w:color w:val="12355B"/>
+          <w:sz w:val="24"/>
+          <w:szCs w:val="24"/>
+        </w:rPr>
+        <w:t xml:space="preserve">Level 2 Enrichment</w:t>
       </w:r>
     </w:p>
     <w:p>

--- a/lessons/3-5/downloads/3-5-notes-teacher.docx
+++ b/lessons/3-5/downloads/3-5-notes-teacher.docx
@@ -1247,7 +1247,22 @@
           <w:sz w:val="30"/>
           <w:szCs w:val="30"/>
         </w:rPr>
-        <w:t xml:space="preserve">Worked Example</w:t>
+        <w:t xml:space="preserve">Write About the Math</w:t>
+      </w:r>
+    </w:p>
+    <w:p>
+      <w:pPr>
+        <w:spacing w:after="100"/>
+      </w:pPr>
+      <w:r>
+        <w:rPr>
+          <w:i/>
+          <w:iCs/>
+          <w:color w:val="5F6F80"/>
+          <w:sz w:val="19"/>
+          <w:szCs w:val="19"/>
+        </w:rPr>
+        <w:t xml:space="preserve">Use the support level you need. Every level answers the same math question.</w:t>
       </w:r>
     </w:p>
     <w:p>
@@ -1263,17 +1278,17 @@
           <w:sz w:val="24"/>
           <w:szCs w:val="24"/>
         </w:rPr>
-        <w:t xml:space="preserve">Watch &amp; Read</w:t>
+        <w:t xml:space="preserve">1. Understand the Question</w:t>
       </w:r>
       <w:r>
         <w:rPr>
           <w:i/>
           <w:iCs/>
-          <w:color w:val="1FA6A2"/>
+          <w:color w:val="B97A12"/>
           <w:sz w:val="19"/>
           <w:szCs w:val="19"/>
         </w:rPr>
-        <w:t xml:space="preserve">   I Do — follow along with your teacher</w:t>
+        <w:t xml:space="preserve">   compare</w:t>
       </w:r>
     </w:p>
     <w:tbl>
@@ -1304,14 +1319,48 @@
           </w:tcPr>
           <w:p>
             <w:pPr>
-              <w:spacing w:after="0"/>
+              <w:spacing w:after="60"/>
             </w:pPr>
             <w:r>
               <w:rPr>
+                <w:color w:val="1A2733"/>
                 <w:sz w:val="21"/>
                 <w:szCs w:val="21"/>
               </w:rPr>
-              <w:t xml:space="preserve">Chef Academy is holding a Flavor Challenge! Chef Reyes's hot cocoa recipe uses 3 tablespoons of cocoa for every 5 ounces of milk. Chef Tran's recipe uses 4 tablespoons of cocoa for every 7 ounces of milk. The students need to figure out whose hot cocoa is more chocolatey. How can they compare the two recipes fairly?</w:t>
+              <w:t xml:space="preserve">You scaled both recipes to 35 oz of milk: Chef Reyes became 21:35 and Chef Tran became 20:35. How does scaling to a common denominator let you compare the recipes fairly?</w:t>
+            </w:r>
+          </w:p>
+          <w:p>
+            <w:pPr>
+              <w:spacing w:after="0"/>
+            </w:pPr>
+            <w:r>
+              <w:rPr>
+                <w:b/>
+                <w:bCs/>
+                <w:color w:val="12355B"/>
+                <w:sz w:val="20"/>
+                <w:szCs w:val="20"/>
+              </w:rPr>
+              <w:t xml:space="preserve">Your job:  </w:t>
+            </w:r>
+            <w:r>
+              <w:rPr>
+                <w:sz w:val="20"/>
+                <w:szCs w:val="20"/>
+              </w:rPr>
+              <w:t xml:space="preserve">Answer the question. Use math evidence. Explain how the evidence proves your answer.</w:t>
+            </w:r>
+            <w:r>
+              <w:rPr>
+                <w:i/>
+                <w:iCs/>
+                <w:color w:val="5F6F80"/>
+                <w:sz w:val="18"/>
+                <w:szCs w:val="18"/>
+              </w:rPr>
+              <w:br/>
+              <w:t xml:space="preserve">Responde la pregunta. Usa evidencia matemática. Explica cómo la evidencia demuestra tu respuesta.</w:t>
             </w:r>
           </w:p>
         </w:tc>
@@ -1319,94 +1368,6 @@
     </w:tbl>
     <w:p>
       <w:pPr>
-        <w:spacing w:after="80"/>
-      </w:pPr>
-      <w:r>
-        <w:t xml:space="preserve"/>
-      </w:r>
-    </w:p>
-    <w:p>
-      <w:pPr>
-        <w:spacing w:after="50" w:before="60"/>
-      </w:pPr>
-      <w:r>
-        <w:rPr>
-          <w:b/>
-          <w:bCs/>
-          <w:color w:val="12355B"/>
-          <w:sz w:val="21"/>
-          <w:szCs w:val="21"/>
-        </w:rPr>
-        <w:t xml:space="preserve">Think about:</w:t>
-      </w:r>
-    </w:p>
-    <w:p>
-      <w:pPr>
-        <w:spacing w:after="40"/>
-        <w:ind w:left="300"/>
-      </w:pPr>
-      <w:r>
-        <w:rPr>
-          <w:sz w:val="20"/>
-          <w:szCs w:val="20"/>
-        </w:rPr>
-        <w:t xml:space="preserve">•  What quantities are being compared in each recipe?</w:t>
-      </w:r>
-    </w:p>
-    <w:p>
-      <w:pPr>
-        <w:spacing w:after="40"/>
-        <w:ind w:left="300"/>
-      </w:pPr>
-      <w:r>
-        <w:rPr>
-          <w:sz w:val="20"/>
-          <w:szCs w:val="20"/>
-        </w:rPr>
-        <w:t xml:space="preserve">•  Can you tell just by looking which recipe has more cocoa per ounce?</w:t>
-      </w:r>
-    </w:p>
-    <w:p>
-      <w:pPr>
-        <w:spacing w:after="40"/>
-        <w:ind w:left="300"/>
-      </w:pPr>
-      <w:r>
-        <w:rPr>
-          <w:sz w:val="20"/>
-          <w:szCs w:val="20"/>
-        </w:rPr>
-        <w:t xml:space="preserve">•  What would make the comparison fair?</w:t>
-      </w:r>
-    </w:p>
-    <w:p>
-      <w:pPr>
-        <w:spacing w:after="40"/>
-        <w:ind w:left="300"/>
-      </w:pPr>
-      <w:r>
-        <w:rPr>
-          <w:sz w:val="20"/>
-          <w:szCs w:val="20"/>
-        </w:rPr>
-        <w:t xml:space="preserve">•  What if both chefs used the same amount of milk — then could we compare?</w:t>
-      </w:r>
-    </w:p>
-    <w:p>
-      <w:pPr>
-        <w:spacing w:after="40"/>
-        <w:ind w:left="300"/>
-      </w:pPr>
-      <w:r>
-        <w:rPr>
-          <w:sz w:val="20"/>
-          <w:szCs w:val="20"/>
-        </w:rPr>
-        <w:t xml:space="preserve">•  Is there a way to find how much cocoa each chef uses per ONE ounce of milk?</w:t>
-      </w:r>
-    </w:p>
-    <w:p>
-      <w:pPr>
         <w:pStyle w:val="Heading2"/>
         <w:spacing w:after="80" w:before="180"/>
       </w:pPr>
@@ -1418,7 +1379,7 @@
           <w:sz w:val="24"/>
           <w:szCs w:val="24"/>
         </w:rPr>
-        <w:t xml:space="preserve">Solved Example</w:t>
+        <w:t xml:space="preserve">2. Plan Your Math Words</w:t>
       </w:r>
       <w:r>
         <w:rPr>
@@ -1428,194 +1389,299 @@
           <w:sz w:val="19"/>
           <w:szCs w:val="19"/>
         </w:rPr>
-        <w:t xml:space="preserve">   I Do — watch each step</w:t>
-      </w:r>
-    </w:p>
-    <w:p>
-      <w:pPr>
-        <w:keepNext/>
-        <w:spacing w:after="40"/>
-      </w:pPr>
-      <w:r>
-        <w:rPr>
-          <w:b/>
-          <w:bCs/>
-          <w:color w:val="12355B"/>
-          <w:sz w:val="21"/>
-          <w:szCs w:val="21"/>
-        </w:rPr>
-        <w:t xml:space="preserve">Problem:  </w:t>
-      </w:r>
-      <w:r>
-        <w:rPr>
-          <w:sz w:val="21"/>
-          <w:szCs w:val="21"/>
-        </w:rPr>
-        <w:t xml:space="preserve">Chef A uses 2 cups of cheese for every 8 crackers. Chef B uses 3 cups of cheese for every 9 crackers. Who uses more cheese per cracker?</w:t>
-      </w:r>
-    </w:p>
-    <w:p>
-      <w:pPr>
-        <w:spacing w:after="30"/>
-        <w:ind w:left="420"/>
-      </w:pPr>
-      <w:r>
-        <w:rPr>
+        <w:t xml:space="preserve">   check at least two</w:t>
+      </w:r>
+    </w:p>
+    <w:p>
+      <w:pPr>
+        <w:spacing w:after="60"/>
+      </w:pPr>
+      <w:r>
+        <w:rPr>
+          <w:b/>
+          <w:bCs/>
+          <w:color w:val="1FA6A2"/>
+          <w:sz w:val="22"/>
+          <w:szCs w:val="22"/>
+        </w:rPr>
+        <w:t xml:space="preserve">☐  </w:t>
+      </w:r>
+      <w:r>
+        <w:rPr>
+          <w:b/>
+          <w:bCs/>
+          <w:color w:val="12355B"/>
           <w:sz w:val="20"/>
           <w:szCs w:val="20"/>
         </w:rPr>
-        <w:t xml:space="preserve">A)  Chef B</w:t>
-      </w:r>
-    </w:p>
-    <w:p>
-      <w:pPr>
-        <w:spacing w:after="30"/>
-        <w:ind w:left="420"/>
-      </w:pPr>
+        <w:t xml:space="preserve">Equivalent ratio — </w:t>
+      </w:r>
       <w:r>
         <w:rPr>
           <w:sz w:val="20"/>
           <w:szCs w:val="20"/>
         </w:rPr>
-        <w:t xml:space="preserve">B)  Chef A</w:t>
-      </w:r>
-    </w:p>
-    <w:p>
-      <w:pPr>
-        <w:spacing w:after="30"/>
-        <w:ind w:left="420"/>
-      </w:pPr>
-      <w:r>
-        <w:rPr>
+        <w:t xml:space="preserve">Two ratios that mean the same thing.</w:t>
+      </w:r>
+      <w:r>
+        <w:rPr>
+          <w:i/>
+          <w:iCs/>
+          <w:color w:val="5F6F80"/>
+          <w:sz w:val="18"/>
+          <w:szCs w:val="18"/>
+        </w:rPr>
+        <w:br/>
+        <w:t xml:space="preserve">Razón equivalente — Dos razones que significan lo mismo.</w:t>
+      </w:r>
+    </w:p>
+    <w:p>
+      <w:pPr>
+        <w:spacing w:after="60"/>
+      </w:pPr>
+      <w:r>
+        <w:rPr>
+          <w:b/>
+          <w:bCs/>
+          <w:color w:val="1FA6A2"/>
+          <w:sz w:val="22"/>
+          <w:szCs w:val="22"/>
+        </w:rPr>
+        <w:t xml:space="preserve">☐  </w:t>
+      </w:r>
+      <w:r>
+        <w:rPr>
+          <w:b/>
+          <w:bCs/>
+          <w:color w:val="12355B"/>
           <w:sz w:val="20"/>
           <w:szCs w:val="20"/>
         </w:rPr>
-        <w:t xml:space="preserve">C)  They use the same amount</w:t>
-      </w:r>
-    </w:p>
-    <w:p>
-      <w:pPr>
-        <w:spacing w:after="30"/>
-        <w:ind w:left="420"/>
-      </w:pPr>
+        <w:t xml:space="preserve">Compare — </w:t>
+      </w:r>
       <w:r>
         <w:rPr>
           <w:sz w:val="20"/>
           <w:szCs w:val="20"/>
         </w:rPr>
-        <w:t xml:space="preserve">D)  Cannot determine</w:t>
-      </w:r>
-    </w:p>
-    <w:p>
-      <w:pPr>
-        <w:spacing w:after="20" w:before="50"/>
+        <w:t xml:space="preserve">To look at ratios and see which is bigger, smaller, or equal.</w:t>
+      </w:r>
+      <w:r>
+        <w:rPr>
+          <w:i/>
+          <w:iCs/>
+          <w:color w:val="5F6F80"/>
+          <w:sz w:val="18"/>
+          <w:szCs w:val="18"/>
+        </w:rPr>
+        <w:br/>
+        <w:t xml:space="preserve">Comparar — Mirar razones para ver cuál es mayor, menor o igual.</w:t>
+      </w:r>
+    </w:p>
+    <w:p>
+      <w:pPr>
+        <w:spacing w:after="60"/>
       </w:pPr>
       <w:r>
         <w:rPr>
           <w:b/>
           <w:bCs/>
           <w:color w:val="1FA6A2"/>
-          <w:sz w:val="21"/>
-          <w:szCs w:val="21"/>
-        </w:rPr>
-        <w:t xml:space="preserve">Step 1:  </w:t>
-      </w:r>
-      <w:r>
-        <w:rPr>
-          <w:sz w:val="21"/>
-          <w:szCs w:val="21"/>
-        </w:rPr>
-        <w:t xml:space="preserve">Chef A: 2÷8 = 0.25 cups per cracker.</w:t>
-      </w:r>
-    </w:p>
-    <w:p>
-      <w:pPr>
-        <w:spacing w:after="20" w:before="50"/>
+          <w:sz w:val="22"/>
+          <w:szCs w:val="22"/>
+        </w:rPr>
+        <w:t xml:space="preserve">☐  </w:t>
+      </w:r>
+      <w:r>
+        <w:rPr>
+          <w:b/>
+          <w:bCs/>
+          <w:color w:val="12355B"/>
+          <w:sz w:val="20"/>
+          <w:szCs w:val="20"/>
+        </w:rPr>
+        <w:t xml:space="preserve">Simplify — </w:t>
+      </w:r>
+      <w:r>
+        <w:rPr>
+          <w:sz w:val="20"/>
+          <w:szCs w:val="20"/>
+        </w:rPr>
+        <w:t xml:space="preserve">To make a ratio as small as possible while keeping the same comparison.</w:t>
+      </w:r>
+      <w:r>
+        <w:rPr>
+          <w:i/>
+          <w:iCs/>
+          <w:color w:val="5F6F80"/>
+          <w:sz w:val="18"/>
+          <w:szCs w:val="18"/>
+        </w:rPr>
+        <w:br/>
+        <w:t xml:space="preserve">Simplificar — Hacer una razón lo más pequeña posible sin cambiar la comparación.</w:t>
+      </w:r>
+    </w:p>
+    <w:p>
+      <w:pPr>
+        <w:spacing w:after="60"/>
       </w:pPr>
       <w:r>
         <w:rPr>
           <w:b/>
           <w:bCs/>
           <w:color w:val="1FA6A2"/>
-          <w:sz w:val="21"/>
-          <w:szCs w:val="21"/>
-        </w:rPr>
-        <w:t xml:space="preserve">Step 2:  </w:t>
-      </w:r>
-      <w:r>
-        <w:rPr>
-          <w:sz w:val="21"/>
-          <w:szCs w:val="21"/>
-        </w:rPr>
-        <w:t xml:space="preserve">Chef B: 3÷9 ≈ 0.33 cups per cracker.</w:t>
-      </w:r>
-    </w:p>
-    <w:p>
-      <w:pPr>
-        <w:spacing w:after="20" w:before="50"/>
+          <w:sz w:val="22"/>
+          <w:szCs w:val="22"/>
+        </w:rPr>
+        <w:t xml:space="preserve">☐  </w:t>
+      </w:r>
+      <w:r>
+        <w:rPr>
+          <w:b/>
+          <w:bCs/>
+          <w:color w:val="12355B"/>
+          <w:sz w:val="20"/>
+          <w:szCs w:val="20"/>
+        </w:rPr>
+        <w:t xml:space="preserve">Common denominator — </w:t>
+      </w:r>
+      <w:r>
+        <w:rPr>
+          <w:sz w:val="20"/>
+          <w:szCs w:val="20"/>
+        </w:rPr>
+        <w:t xml:space="preserve">A bottom number that two fractions can share so you can compare them.</w:t>
+      </w:r>
+      <w:r>
+        <w:rPr>
+          <w:i/>
+          <w:iCs/>
+          <w:color w:val="5F6F80"/>
+          <w:sz w:val="18"/>
+          <w:szCs w:val="18"/>
+        </w:rPr>
+        <w:br/>
+        <w:t xml:space="preserve">Denominador común — Un número de abajo que dos fracciones pueden compartir para compararlas.</w:t>
+      </w:r>
+    </w:p>
+    <w:p>
+      <w:pPr>
+        <w:spacing w:after="60"/>
       </w:pPr>
       <w:r>
         <w:rPr>
           <w:b/>
           <w:bCs/>
           <w:color w:val="1FA6A2"/>
-          <w:sz w:val="21"/>
-          <w:szCs w:val="21"/>
-        </w:rPr>
-        <w:t xml:space="preserve">Step 3:  </w:t>
-      </w:r>
-      <w:r>
-        <w:rPr>
-          <w:sz w:val="21"/>
-          <w:szCs w:val="21"/>
-        </w:rPr>
-        <w:t xml:space="preserve">Chef B uses more cheese per cracker.</w:t>
-      </w:r>
-    </w:p>
-    <w:p>
-      <w:pPr>
-        <w:spacing w:after="40" w:before="60"/>
-      </w:pPr>
-      <w:r>
-        <w:rPr>
-          <w:b/>
-          <w:bCs/>
-          <w:color w:val="12355B"/>
-          <w:sz w:val="21"/>
-          <w:szCs w:val="21"/>
-        </w:rPr>
-        <w:t xml:space="preserve">Answer:  </w:t>
-      </w:r>
-      <w:r>
-        <w:rPr>
-          <w:b/>
-          <w:bCs/>
-          <w:sz w:val="21"/>
-          <w:szCs w:val="21"/>
-        </w:rPr>
-        <w:t xml:space="preserve">A. Chef B</w:t>
-      </w:r>
-    </w:p>
-    <w:p>
-      <w:pPr>
-        <w:pStyle w:val="Heading1"/>
-        <w:pageBreakBefore/>
-        <w:pBdr>
-          <w:bottom w:val="single" w:color="1FA6A2" w:sz="14" w:space="6"/>
-        </w:pBdr>
-        <w:spacing w:after="140" w:before="0"/>
-      </w:pPr>
-      <w:r>
-        <w:rPr>
-          <w:b/>
-          <w:bCs/>
-          <w:color w:val="12355B"/>
-          <w:sz w:val="30"/>
-          <w:szCs w:val="30"/>
-        </w:rPr>
-        <w:t xml:space="preserve">Guided Practice</w:t>
-      </w:r>
-    </w:p>
+          <w:sz w:val="22"/>
+          <w:szCs w:val="22"/>
+        </w:rPr>
+        <w:t xml:space="preserve">☐  </w:t>
+      </w:r>
+      <w:r>
+        <w:rPr>
+          <w:b/>
+          <w:bCs/>
+          <w:color w:val="12355B"/>
+          <w:sz w:val="20"/>
+          <w:szCs w:val="20"/>
+        </w:rPr>
+        <w:t xml:space="preserve">Unit rate — </w:t>
+      </w:r>
+      <w:r>
+        <w:rPr>
+          <w:sz w:val="20"/>
+          <w:szCs w:val="20"/>
+        </w:rPr>
+        <w:t xml:space="preserve">A rate for just 1 of something, like cost for 1 item.</w:t>
+      </w:r>
+      <w:r>
+        <w:rPr>
+          <w:i/>
+          <w:iCs/>
+          <w:color w:val="5F6F80"/>
+          <w:sz w:val="18"/>
+          <w:szCs w:val="18"/>
+        </w:rPr>
+        <w:br/>
+        <w:t xml:space="preserve">Tasa unitaria — Una tasa para solo 1 de algo, como el precio de 1 artículo.</w:t>
+      </w:r>
+    </w:p>
+    <w:tbl>
+      <w:tblPr>
+        <w:tblW w:type="pct" w:w="100%"/>
+        <w:tblBorders>
+          <w:top w:val="single" w:color="1FA6A2" w:sz="8"/>
+          <w:left w:val="single" w:color="1FA6A2" w:sz="8"/>
+          <w:bottom w:val="single" w:color="1FA6A2" w:sz="8"/>
+          <w:right w:val="single" w:color="1FA6A2" w:sz="8"/>
+          <w:insideH w:val="single" w:color="auto" w:sz="4"/>
+          <w:insideV w:val="single" w:color="auto" w:sz="4"/>
+        </w:tblBorders>
+      </w:tblPr>
+      <w:tblGrid>
+        <w:gridCol w:w="100"/>
+      </w:tblGrid>
+      <w:tr>
+        <w:tc>
+          <w:tcPr>
+            <w:shd w:fill="F7FFFD" w:color="auto" w:val="clear"/>
+            <w:tcMar>
+              <w:top w:type="dxa" w:w="120"/>
+              <w:left w:type="dxa" w:w="180"/>
+              <w:bottom w:type="dxa" w:w="120"/>
+              <w:right w:type="dxa" w:w="180"/>
+            </w:tcMar>
+          </w:tcPr>
+          <w:p>
+            <w:pPr>
+              <w:spacing w:after="50"/>
+            </w:pPr>
+            <w:r>
+              <w:rPr>
+                <w:b/>
+                <w:bCs/>
+                <w:color w:val="1FA6A2"/>
+                <w:sz w:val="20"/>
+                <w:szCs w:val="20"/>
+              </w:rPr>
+              <w:t xml:space="preserve">Say it first:  </w:t>
+            </w:r>
+            <w:r>
+              <w:rPr>
+                <w:sz w:val="20"/>
+                <w:szCs w:val="20"/>
+              </w:rPr>
+              <w:t xml:space="preserve">Say your idea to a partner or quietly to yourself before you write.</w:t>
+            </w:r>
+          </w:p>
+          <w:p>
+            <w:pPr>
+              <w:spacing w:after="60"/>
+            </w:pPr>
+            <w:r>
+              <w:rPr>
+                <w:color w:val="1A2733"/>
+                <w:sz w:val="21"/>
+                <w:szCs w:val="21"/>
+              </w:rPr>
+              <w:t xml:space="preserve">After scaling to 35 oz, Chef Reyes has ___ tbsp and Chef Tran has ___ tbsp.</w:t>
+            </w:r>
+            <w:r>
+              <w:rPr>
+                <w:i/>
+                <w:iCs/>
+                <w:color w:val="5F6F80"/>
+                <w:sz w:val="19"/>
+                <w:szCs w:val="19"/>
+              </w:rPr>
+              <w:br/>
+              <w:t xml:space="preserve">Después de escalar a 35 oz, Chef Reyes tiene ___ cucharadas y Chef Tran tiene ___ cucharadas.</w:t>
+            </w:r>
+          </w:p>
+        </w:tc>
+      </w:tr>
+    </w:tbl>
     <w:p>
       <w:pPr>
         <w:pStyle w:val="Heading2"/>
@@ -1629,208 +1695,17 @@
           <w:sz w:val="24"/>
           <w:szCs w:val="24"/>
         </w:rPr>
-        <w:t xml:space="preserve">Solve Together</w:t>
+        <w:t xml:space="preserve">3. Build Your Explanation</w:t>
       </w:r>
       <w:r>
         <w:rPr>
           <w:i/>
           <w:iCs/>
-          <w:color w:val="6B4FA0"/>
+          <w:color w:val="B97A12"/>
           <w:sz w:val="19"/>
           <w:szCs w:val="19"/>
         </w:rPr>
-        <w:t xml:space="preserve">   We Do — work with your class</w:t>
-      </w:r>
-    </w:p>
-    <w:p>
-      <w:pPr>
-        <w:keepNext/>
-        <w:spacing w:after="40" w:before="40"/>
-      </w:pPr>
-      <w:r>
-        <w:rPr>
-          <w:b/>
-          <w:bCs/>
-          <w:color w:val="12355B"/>
-          <w:sz w:val="21"/>
-          <w:szCs w:val="21"/>
-        </w:rPr>
-        <w:t xml:space="preserve">Problem:  </w:t>
-      </w:r>
-      <w:r>
-        <w:rPr>
-          <w:sz w:val="21"/>
-          <w:szCs w:val="21"/>
-        </w:rPr>
-        <w:t xml:space="preserve">Which ratio is greater: 3:4 or 5:8?</w:t>
-      </w:r>
-    </w:p>
-    <w:p>
-      <w:pPr>
-        <w:spacing w:after="30"/>
-        <w:ind w:left="420"/>
-      </w:pPr>
-      <w:r>
-        <w:rPr>
-          <w:sz w:val="20"/>
-          <w:szCs w:val="20"/>
-        </w:rPr>
-        <w:t xml:space="preserve">A)  3:4</w:t>
-      </w:r>
-    </w:p>
-    <w:p>
-      <w:pPr>
-        <w:spacing w:after="30"/>
-        <w:ind w:left="420"/>
-      </w:pPr>
-      <w:r>
-        <w:rPr>
-          <w:sz w:val="20"/>
-          <w:szCs w:val="20"/>
-        </w:rPr>
-        <w:t xml:space="preserve">B)  5:8</w:t>
-      </w:r>
-    </w:p>
-    <w:p>
-      <w:pPr>
-        <w:spacing w:after="30"/>
-        <w:ind w:left="420"/>
-      </w:pPr>
-      <w:r>
-        <w:rPr>
-          <w:sz w:val="20"/>
-          <w:szCs w:val="20"/>
-        </w:rPr>
-        <w:t xml:space="preserve">C)  They are equal</w:t>
-      </w:r>
-    </w:p>
-    <w:p>
-      <w:pPr>
-        <w:spacing w:after="30"/>
-        <w:ind w:left="420"/>
-      </w:pPr>
-      <w:r>
-        <w:rPr>
-          <w:sz w:val="20"/>
-          <w:szCs w:val="20"/>
-        </w:rPr>
-        <w:t xml:space="preserve">D)  Cannot determine</w:t>
-      </w:r>
-    </w:p>
-    <w:p>
-      <w:pPr>
-        <w:keepNext/>
-        <w:spacing w:after="0" w:before="50"/>
-      </w:pPr>
-      <w:r>
-        <w:rPr>
-          <w:b/>
-          <w:bCs/>
-          <w:color w:val="6B4FA0"/>
-          <w:sz w:val="21"/>
-          <w:szCs w:val="21"/>
-        </w:rPr>
-        <w:t xml:space="preserve">Step 1:</w:t>
-      </w:r>
-    </w:p>
-    <w:p>
-      <w:pPr>
-        <w:pBdr>
-          <w:bottom w:val="single" w:color="AFBECC" w:sz="6"/>
-        </w:pBdr>
-        <w:spacing w:after="30" w:before="150"/>
-      </w:pPr>
-      <w:r>
-        <w:t xml:space="preserve"/>
-      </w:r>
-    </w:p>
-    <w:p>
-      <w:pPr>
-        <w:keepNext/>
-        <w:spacing w:after="0" w:before="50"/>
-      </w:pPr>
-      <w:r>
-        <w:rPr>
-          <w:b/>
-          <w:bCs/>
-          <w:color w:val="6B4FA0"/>
-          <w:sz w:val="21"/>
-          <w:szCs w:val="21"/>
-        </w:rPr>
-        <w:t xml:space="preserve">Step 2:</w:t>
-      </w:r>
-    </w:p>
-    <w:p>
-      <w:pPr>
-        <w:pBdr>
-          <w:bottom w:val="single" w:color="AFBECC" w:sz="6"/>
-        </w:pBdr>
-        <w:spacing w:after="30" w:before="150"/>
-      </w:pPr>
-      <w:r>
-        <w:t xml:space="preserve"/>
-      </w:r>
-    </w:p>
-    <w:p>
-      <w:pPr>
-        <w:keepNext/>
-        <w:spacing w:after="0" w:before="50"/>
-      </w:pPr>
-      <w:r>
-        <w:rPr>
-          <w:b/>
-          <w:bCs/>
-          <w:color w:val="6B4FA0"/>
-          <w:sz w:val="21"/>
-          <w:szCs w:val="21"/>
-        </w:rPr>
-        <w:t xml:space="preserve">Step 3:</w:t>
-      </w:r>
-    </w:p>
-    <w:p>
-      <w:pPr>
-        <w:pBdr>
-          <w:bottom w:val="single" w:color="AFBECC" w:sz="6"/>
-        </w:pBdr>
-        <w:spacing w:after="30" w:before="150"/>
-      </w:pPr>
-      <w:r>
-        <w:t xml:space="preserve"/>
-      </w:r>
-    </w:p>
-    <w:p>
-      <w:pPr>
-        <w:keepNext/>
-        <w:spacing w:after="0" w:before="60"/>
-      </w:pPr>
-      <w:r>
-        <w:rPr>
-          <w:b/>
-          <w:bCs/>
-          <w:color w:val="12355B"/>
-          <w:sz w:val="21"/>
-          <w:szCs w:val="21"/>
-        </w:rPr>
-        <w:t xml:space="preserve">Answer:</w:t>
-      </w:r>
-    </w:p>
-    <w:p>
-      <w:pPr>
-        <w:pBdr>
-          <w:bottom w:val="single" w:color="AFBECC" w:sz="6"/>
-        </w:pBdr>
-        <w:spacing w:after="30" w:before="150"/>
-      </w:pPr>
-      <w:r>
-        <w:t xml:space="preserve"/>
-      </w:r>
-    </w:p>
-    <w:p>
-      <w:pPr>
-        <w:spacing w:after="80"/>
-      </w:pPr>
-      <w:r>
-        <w:t xml:space="preserve"/>
+        <w:t xml:space="preserve">   choose your support</w:t>
       </w:r>
     </w:p>
     <w:tbl>
@@ -1861,6 +1736,1427 @@
           </w:tcPr>
           <w:p>
             <w:pPr>
+              <w:spacing w:after="50"/>
+            </w:pPr>
+            <w:r>
+              <w:rPr>
+                <w:i/>
+                <w:iCs/>
+                <w:color w:val="5F6F80"/>
+                <w:sz w:val="19"/>
+                <w:szCs w:val="19"/>
+              </w:rPr>
+              <w:t xml:space="preserve">This model shows the parts of an explanation. It does not answer your writing question.</w:t>
+            </w:r>
+          </w:p>
+          <w:p>
+            <w:pPr>
+              <w:spacing w:after="80"/>
+            </w:pPr>
+            <w:r>
+              <w:rPr>
+                <w:b/>
+                <w:bCs/>
+                <w:color w:val="12355B"/>
+                <w:sz w:val="19"/>
+                <w:szCs w:val="19"/>
+              </w:rPr>
+              <w:t xml:space="preserve">Claim:  </w:t>
+            </w:r>
+            <w:r>
+              <w:rPr>
+                <w:sz w:val="19"/>
+                <w:szCs w:val="19"/>
+              </w:rPr>
+              <w:t xml:space="preserve">You can't compare fairly until the ratios share the same amount of milk or you find cocoa per 1 oz.</w:t>
+            </w:r>
+          </w:p>
+          <w:p>
+            <w:pPr>
+              <w:spacing w:after="80"/>
+            </w:pPr>
+            <w:r>
+              <w:rPr>
+                <w:b/>
+                <w:bCs/>
+                <w:color w:val="12355B"/>
+                <w:sz w:val="19"/>
+                <w:szCs w:val="19"/>
+              </w:rPr>
+              <w:t xml:space="preserve">Evidence:  </w:t>
+            </w:r>
+            <w:r>
+              <w:rPr>
+                <w:sz w:val="19"/>
+                <w:szCs w:val="19"/>
+              </w:rPr>
+              <w:t xml:space="preserve">Students recognize that 3:5 and 4:7 have different milk amounts, so a fair comparison needs equal milk (a common amount) or a unit rate (cocoa per 1 oz).</w:t>
+            </w:r>
+          </w:p>
+          <w:p>
+            <w:pPr>
+              <w:spacing w:after="80"/>
+            </w:pPr>
+            <w:r>
+              <w:rPr>
+                <w:b/>
+                <w:bCs/>
+                <w:color w:val="12355B"/>
+                <w:sz w:val="19"/>
+                <w:szCs w:val="19"/>
+              </w:rPr>
+              <w:t xml:space="preserve">Reasoning:  </w:t>
+            </w:r>
+            <w:r>
+              <w:rPr>
+                <w:sz w:val="19"/>
+                <w:szCs w:val="19"/>
+              </w:rPr>
+              <w:t xml:space="preserve">This evidence connects the definition of compare to the mathematical claim.</w:t>
+            </w:r>
+          </w:p>
+        </w:tc>
+      </w:tr>
+    </w:tbl>
+    <w:p>
+      <w:pPr>
+        <w:pStyle w:val="Heading2"/>
+        <w:spacing w:after="80" w:before="180"/>
+      </w:pPr>
+      <w:r>
+        <w:rPr>
+          <w:b/>
+          <w:bCs/>
+          <w:color w:val="12355B"/>
+          <w:sz w:val="24"/>
+          <w:szCs w:val="24"/>
+        </w:rPr>
+        <w:t xml:space="preserve">Start</w:t>
+      </w:r>
+      <w:r>
+        <w:rPr>
+          <w:i/>
+          <w:iCs/>
+          <w:color w:val="1FA6A2"/>
+          <w:sz w:val="19"/>
+          <w:szCs w:val="19"/>
+        </w:rPr>
+        <w:t xml:space="preserve">   Most language support</w:t>
+      </w:r>
+    </w:p>
+    <w:p>
+      <w:pPr>
+        <w:spacing w:after="60"/>
+      </w:pPr>
+      <w:r>
+        <w:rPr>
+          <w:color w:val="1A2733"/>
+          <w:sz w:val="21"/>
+          <w:szCs w:val="21"/>
+        </w:rPr>
+        <w:t xml:space="preserve">Complete the frames. Use the word bank.</w:t>
+      </w:r>
+      <w:r>
+        <w:rPr>
+          <w:i/>
+          <w:iCs/>
+          <w:color w:val="5F6F80"/>
+          <w:sz w:val="19"/>
+          <w:szCs w:val="19"/>
+        </w:rPr>
+        <w:br/>
+        <w:t xml:space="preserve">Completa las oraciones. Usa el banco de palabras.</w:t>
+      </w:r>
+    </w:p>
+    <w:p>
+      <w:pPr>
+        <w:spacing w:after="60"/>
+      </w:pPr>
+      <w:r>
+        <w:rPr>
+          <w:color w:val="1A2733"/>
+          <w:sz w:val="21"/>
+          <w:szCs w:val="21"/>
+        </w:rPr>
+        <w:t xml:space="preserve">After scaling to 35 oz, Chef Reyes has ___ tbsp and Chef Tran has ___ tbsp.</w:t>
+      </w:r>
+      <w:r>
+        <w:rPr>
+          <w:i/>
+          <w:iCs/>
+          <w:color w:val="5F6F80"/>
+          <w:sz w:val="19"/>
+          <w:szCs w:val="19"/>
+        </w:rPr>
+        <w:br/>
+        <w:t xml:space="preserve">Después de escalar a 35 oz, Chef Reyes tiene ___ cucharadas y Chef Tran tiene ___ cucharadas.</w:t>
+      </w:r>
+    </w:p>
+    <w:p>
+      <w:pPr>
+        <w:spacing w:after="60"/>
+      </w:pPr>
+      <w:r>
+        <w:rPr>
+          <w:color w:val="1A2733"/>
+          <w:sz w:val="21"/>
+          <w:szCs w:val="21"/>
+        </w:rPr>
+        <w:t xml:space="preserve">Now I can compare because the ___ is the same, so I just compare the ___.</w:t>
+      </w:r>
+      <w:r>
+        <w:rPr>
+          <w:i/>
+          <w:iCs/>
+          <w:color w:val="5F6F80"/>
+          <w:sz w:val="19"/>
+          <w:szCs w:val="19"/>
+        </w:rPr>
+        <w:br/>
+        <w:t xml:space="preserve">Ahora puedo comparar porque la ___ es igual, así que solo comparo el ___.</w:t>
+      </w:r>
+    </w:p>
+    <w:tbl>
+      <w:tblPr>
+        <w:tblW w:type="pct" w:w="100%"/>
+        <w:tblBorders>
+          <w:top w:val="single" w:color="C7D2DD" w:sz="6"/>
+          <w:left w:val="single" w:color="C7D2DD" w:sz="6"/>
+          <w:bottom w:val="single" w:color="C7D2DD" w:sz="6"/>
+          <w:right w:val="single" w:color="C7D2DD" w:sz="6"/>
+          <w:insideH w:val="single" w:color="auto" w:sz="4"/>
+          <w:insideV w:val="single" w:color="auto" w:sz="4"/>
+        </w:tblBorders>
+      </w:tblPr>
+      <w:tblGrid>
+        <w:gridCol w:w="100"/>
+      </w:tblGrid>
+      <w:tr>
+        <w:tc>
+          <w:tcPr>
+            <w:shd w:fill="FBF3E2" w:color="auto" w:val="clear"/>
+            <w:tcMar>
+              <w:top w:type="dxa" w:w="60"/>
+              <w:left w:type="dxa" w:w="120"/>
+              <w:bottom w:type="dxa" w:w="60"/>
+              <w:right w:type="dxa" w:w="120"/>
+            </w:tcMar>
+          </w:tcPr>
+          <w:p>
+            <w:pPr>
+              <w:spacing w:after="0" w:line="320"/>
+            </w:pPr>
+            <w:r>
+              <w:t xml:space="preserve"/>
+            </w:r>
+          </w:p>
+          <w:p>
+            <w:pPr>
+              <w:spacing w:after="0" w:line="320"/>
+            </w:pPr>
+            <w:r>
+              <w:t xml:space="preserve"/>
+            </w:r>
+          </w:p>
+          <w:p>
+            <w:pPr>
+              <w:spacing w:after="0" w:line="320"/>
+            </w:pPr>
+            <w:r>
+              <w:t xml:space="preserve"/>
+            </w:r>
+          </w:p>
+        </w:tc>
+      </w:tr>
+    </w:tbl>
+    <w:p>
+      <w:pPr>
+        <w:pStyle w:val="Heading2"/>
+        <w:spacing w:after="80" w:before="180"/>
+      </w:pPr>
+      <w:r>
+        <w:rPr>
+          <w:b/>
+          <w:bCs/>
+          <w:color w:val="12355B"/>
+          <w:sz w:val="24"/>
+          <w:szCs w:val="24"/>
+        </w:rPr>
+        <w:t xml:space="preserve">Build</w:t>
+      </w:r>
+      <w:r>
+        <w:rPr>
+          <w:i/>
+          <w:iCs/>
+          <w:color w:val="B97A12"/>
+          <w:sz w:val="19"/>
+          <w:szCs w:val="19"/>
+        </w:rPr>
+        <w:t xml:space="preserve">   Some language support</w:t>
+      </w:r>
+    </w:p>
+    <w:p>
+      <w:pPr>
+        <w:spacing w:after="60"/>
+      </w:pPr>
+      <w:r>
+        <w:rPr>
+          <w:color w:val="1A2733"/>
+          <w:sz w:val="21"/>
+          <w:szCs w:val="21"/>
+        </w:rPr>
+        <w:t xml:space="preserve">Write two connected sentences. Use because, so, or but.</w:t>
+      </w:r>
+      <w:r>
+        <w:rPr>
+          <w:i/>
+          <w:iCs/>
+          <w:color w:val="5F6F80"/>
+          <w:sz w:val="19"/>
+          <w:szCs w:val="19"/>
+        </w:rPr>
+        <w:br/>
+        <w:t xml:space="preserve">Escribe dos oraciones conectadas. Usa porque, entonces o pero.</w:t>
+      </w:r>
+    </w:p>
+    <w:p>
+      <w:pPr>
+        <w:spacing w:after="60"/>
+      </w:pPr>
+      <w:r>
+        <w:rPr>
+          <w:color w:val="1A2733"/>
+          <w:sz w:val="21"/>
+          <w:szCs w:val="21"/>
+        </w:rPr>
+        <w:t xml:space="preserve">My claim is ___.</w:t>
+      </w:r>
+      <w:r>
+        <w:rPr>
+          <w:i/>
+          <w:iCs/>
+          <w:color w:val="5F6F80"/>
+          <w:sz w:val="19"/>
+          <w:szCs w:val="19"/>
+        </w:rPr>
+        <w:br/>
+        <w:t xml:space="preserve">Mi afirmación es ___.</w:t>
+      </w:r>
+    </w:p>
+    <w:p>
+      <w:pPr>
+        <w:spacing w:after="60"/>
+      </w:pPr>
+      <w:r>
+        <w:rPr>
+          <w:color w:val="1A2733"/>
+          <w:sz w:val="21"/>
+          <w:szCs w:val="21"/>
+        </w:rPr>
+        <w:t xml:space="preserve">I know because ___.</w:t>
+      </w:r>
+      <w:r>
+        <w:rPr>
+          <w:i/>
+          <w:iCs/>
+          <w:color w:val="5F6F80"/>
+          <w:sz w:val="19"/>
+          <w:szCs w:val="19"/>
+        </w:rPr>
+        <w:br/>
+        <w:t xml:space="preserve">Lo sé porque ___.</w:t>
+      </w:r>
+    </w:p>
+    <w:p>
+      <w:pPr>
+        <w:spacing w:after="60"/>
+      </w:pPr>
+      <w:r>
+        <w:rPr>
+          <w:color w:val="1A2733"/>
+          <w:sz w:val="21"/>
+          <w:szCs w:val="21"/>
+        </w:rPr>
+        <w:t xml:space="preserve">So ___.</w:t>
+      </w:r>
+      <w:r>
+        <w:rPr>
+          <w:i/>
+          <w:iCs/>
+          <w:color w:val="5F6F80"/>
+          <w:sz w:val="19"/>
+          <w:szCs w:val="19"/>
+        </w:rPr>
+        <w:br/>
+        <w:t xml:space="preserve">Entonces ___.</w:t>
+      </w:r>
+    </w:p>
+    <w:tbl>
+      <w:tblPr>
+        <w:tblW w:type="pct" w:w="100%"/>
+        <w:tblBorders>
+          <w:top w:val="single" w:color="C7D2DD" w:sz="6"/>
+          <w:left w:val="single" w:color="C7D2DD" w:sz="6"/>
+          <w:bottom w:val="single" w:color="C7D2DD" w:sz="6"/>
+          <w:right w:val="single" w:color="C7D2DD" w:sz="6"/>
+          <w:insideH w:val="single" w:color="auto" w:sz="4"/>
+          <w:insideV w:val="single" w:color="auto" w:sz="4"/>
+        </w:tblBorders>
+      </w:tblPr>
+      <w:tblGrid>
+        <w:gridCol w:w="100"/>
+      </w:tblGrid>
+      <w:tr>
+        <w:tc>
+          <w:tcPr>
+            <w:shd w:fill="FBF3E2" w:color="auto" w:val="clear"/>
+            <w:tcMar>
+              <w:top w:type="dxa" w:w="60"/>
+              <w:left w:type="dxa" w:w="120"/>
+              <w:bottom w:type="dxa" w:w="60"/>
+              <w:right w:type="dxa" w:w="120"/>
+            </w:tcMar>
+          </w:tcPr>
+          <w:p>
+            <w:pPr>
+              <w:spacing w:after="0" w:line="320"/>
+            </w:pPr>
+            <w:r>
+              <w:t xml:space="preserve"/>
+            </w:r>
+          </w:p>
+          <w:p>
+            <w:pPr>
+              <w:spacing w:after="0" w:line="320"/>
+            </w:pPr>
+            <w:r>
+              <w:t xml:space="preserve"/>
+            </w:r>
+          </w:p>
+          <w:p>
+            <w:pPr>
+              <w:spacing w:after="0" w:line="320"/>
+            </w:pPr>
+            <w:r>
+              <w:t xml:space="preserve"/>
+            </w:r>
+          </w:p>
+        </w:tc>
+      </w:tr>
+    </w:tbl>
+    <w:p>
+      <w:pPr>
+        <w:pStyle w:val="Heading2"/>
+        <w:spacing w:after="80" w:before="180"/>
+      </w:pPr>
+      <w:r>
+        <w:rPr>
+          <w:b/>
+          <w:bCs/>
+          <w:color w:val="12355B"/>
+          <w:sz w:val="24"/>
+          <w:szCs w:val="24"/>
+        </w:rPr>
+        <w:t xml:space="preserve">Explain</w:t>
+      </w:r>
+      <w:r>
+        <w:rPr>
+          <w:i/>
+          <w:iCs/>
+          <w:color w:val="B97A12"/>
+          <w:sz w:val="19"/>
+          <w:szCs w:val="19"/>
+        </w:rPr>
+        <w:t xml:space="preserve">   Light language support</w:t>
+      </w:r>
+    </w:p>
+    <w:p>
+      <w:pPr>
+        <w:spacing w:after="60"/>
+      </w:pPr>
+      <w:r>
+        <w:rPr>
+          <w:color w:val="1A2733"/>
+          <w:sz w:val="21"/>
+          <w:szCs w:val="21"/>
+        </w:rPr>
+        <w:t xml:space="preserve">Write a claim, give math evidence, and explain your reasoning.</w:t>
+      </w:r>
+      <w:r>
+        <w:rPr>
+          <w:i/>
+          <w:iCs/>
+          <w:color w:val="5F6F80"/>
+          <w:sz w:val="19"/>
+          <w:szCs w:val="19"/>
+        </w:rPr>
+        <w:br/>
+        <w:t xml:space="preserve">Escribe una afirmación, da evidencia matemática y explica tu razonamiento.</w:t>
+      </w:r>
+    </w:p>
+    <w:p>
+      <w:pPr>
+        <w:spacing w:after="60"/>
+      </w:pPr>
+      <w:r>
+        <w:rPr>
+          <w:color w:val="1A2733"/>
+          <w:sz w:val="21"/>
+          <w:szCs w:val="21"/>
+        </w:rPr>
+        <w:t xml:space="preserve">My claim is ___.</w:t>
+      </w:r>
+      <w:r>
+        <w:rPr>
+          <w:i/>
+          <w:iCs/>
+          <w:color w:val="5F6F80"/>
+          <w:sz w:val="19"/>
+          <w:szCs w:val="19"/>
+        </w:rPr>
+        <w:br/>
+        <w:t xml:space="preserve">Mi afirmación es ___.</w:t>
+      </w:r>
+    </w:p>
+    <w:p>
+      <w:pPr>
+        <w:spacing w:after="60"/>
+      </w:pPr>
+      <w:r>
+        <w:rPr>
+          <w:color w:val="1A2733"/>
+          <w:sz w:val="21"/>
+          <w:szCs w:val="21"/>
+        </w:rPr>
+        <w:t xml:space="preserve">My math evidence is ___.</w:t>
+      </w:r>
+      <w:r>
+        <w:rPr>
+          <w:i/>
+          <w:iCs/>
+          <w:color w:val="5F6F80"/>
+          <w:sz w:val="19"/>
+          <w:szCs w:val="19"/>
+        </w:rPr>
+        <w:br/>
+        <w:t xml:space="preserve">Mi evidencia matemática es ___.</w:t>
+      </w:r>
+    </w:p>
+    <w:p>
+      <w:pPr>
+        <w:spacing w:after="60"/>
+      </w:pPr>
+      <w:r>
+        <w:rPr>
+          <w:color w:val="1A2733"/>
+          <w:sz w:val="21"/>
+          <w:szCs w:val="21"/>
+        </w:rPr>
+        <w:t xml:space="preserve">This proves ___ because ___.</w:t>
+      </w:r>
+      <w:r>
+        <w:rPr>
+          <w:i/>
+          <w:iCs/>
+          <w:color w:val="5F6F80"/>
+          <w:sz w:val="19"/>
+          <w:szCs w:val="19"/>
+        </w:rPr>
+        <w:br/>
+        <w:t xml:space="preserve">Esto demuestra ___ porque ___.</w:t>
+      </w:r>
+    </w:p>
+    <w:tbl>
+      <w:tblPr>
+        <w:tblW w:type="pct" w:w="100%"/>
+        <w:tblBorders>
+          <w:top w:val="single" w:color="C7D2DD" w:sz="6"/>
+          <w:left w:val="single" w:color="C7D2DD" w:sz="6"/>
+          <w:bottom w:val="single" w:color="C7D2DD" w:sz="6"/>
+          <w:right w:val="single" w:color="C7D2DD" w:sz="6"/>
+          <w:insideH w:val="single" w:color="auto" w:sz="4"/>
+          <w:insideV w:val="single" w:color="auto" w:sz="4"/>
+        </w:tblBorders>
+      </w:tblPr>
+      <w:tblGrid>
+        <w:gridCol w:w="100"/>
+      </w:tblGrid>
+      <w:tr>
+        <w:tc>
+          <w:tcPr>
+            <w:shd w:fill="FBF3E2" w:color="auto" w:val="clear"/>
+            <w:tcMar>
+              <w:top w:type="dxa" w:w="60"/>
+              <w:left w:type="dxa" w:w="120"/>
+              <w:bottom w:type="dxa" w:w="60"/>
+              <w:right w:type="dxa" w:w="120"/>
+            </w:tcMar>
+          </w:tcPr>
+          <w:p>
+            <w:pPr>
+              <w:spacing w:after="0" w:line="320"/>
+            </w:pPr>
+            <w:r>
+              <w:t xml:space="preserve"/>
+            </w:r>
+          </w:p>
+          <w:p>
+            <w:pPr>
+              <w:spacing w:after="0" w:line="320"/>
+            </w:pPr>
+            <w:r>
+              <w:t xml:space="preserve"/>
+            </w:r>
+          </w:p>
+          <w:p>
+            <w:pPr>
+              <w:spacing w:after="0" w:line="320"/>
+            </w:pPr>
+            <w:r>
+              <w:t xml:space="preserve"/>
+            </w:r>
+          </w:p>
+          <w:p>
+            <w:pPr>
+              <w:spacing w:after="0" w:line="320"/>
+            </w:pPr>
+            <w:r>
+              <w:t xml:space="preserve"/>
+            </w:r>
+          </w:p>
+          <w:p>
+            <w:pPr>
+              <w:spacing w:after="0" w:line="320"/>
+            </w:pPr>
+            <w:r>
+              <w:t xml:space="preserve"/>
+            </w:r>
+          </w:p>
+        </w:tc>
+      </w:tr>
+    </w:tbl>
+    <w:p>
+      <w:pPr>
+        <w:pStyle w:val="Heading2"/>
+        <w:spacing w:after="80" w:before="180"/>
+      </w:pPr>
+      <w:r>
+        <w:rPr>
+          <w:b/>
+          <w:bCs/>
+          <w:color w:val="12355B"/>
+          <w:sz w:val="24"/>
+          <w:szCs w:val="24"/>
+        </w:rPr>
+        <w:t xml:space="preserve">4. Check Your Explanation</w:t>
+      </w:r>
+      <w:r>
+        <w:rPr>
+          <w:i/>
+          <w:iCs/>
+          <w:color w:val="1FA6A2"/>
+          <w:sz w:val="19"/>
+          <w:szCs w:val="19"/>
+        </w:rPr>
+        <w:t xml:space="preserve">   five quick checks</w:t>
+      </w:r>
+    </w:p>
+    <w:p>
+      <w:pPr>
+        <w:spacing w:after="80"/>
+      </w:pPr>
+      <w:r>
+        <w:rPr>
+          <w:b/>
+          <w:bCs/>
+          <w:color w:val="1FA6A2"/>
+          <w:sz w:val="22"/>
+          <w:szCs w:val="22"/>
+        </w:rPr>
+        <w:t xml:space="preserve">☐  </w:t>
+      </w:r>
+      <w:r>
+        <w:rPr>
+          <w:sz w:val="20"/>
+          <w:szCs w:val="20"/>
+        </w:rPr>
+        <w:t xml:space="preserve">I answered the question.</w:t>
+      </w:r>
+      <w:r>
+        <w:rPr>
+          <w:i/>
+          <w:iCs/>
+          <w:color w:val="5F6F80"/>
+          <w:sz w:val="18"/>
+          <w:szCs w:val="18"/>
+        </w:rPr>
+        <w:br/>
+        <w:t xml:space="preserve">Respondí la pregunta.</w:t>
+      </w:r>
+    </w:p>
+    <w:p>
+      <w:pPr>
+        <w:spacing w:after="80"/>
+      </w:pPr>
+      <w:r>
+        <w:rPr>
+          <w:b/>
+          <w:bCs/>
+          <w:color w:val="1FA6A2"/>
+          <w:sz w:val="22"/>
+          <w:szCs w:val="22"/>
+        </w:rPr>
+        <w:t xml:space="preserve">☐  </w:t>
+      </w:r>
+      <w:r>
+        <w:rPr>
+          <w:sz w:val="20"/>
+          <w:szCs w:val="20"/>
+        </w:rPr>
+        <w:t xml:space="preserve">I used math evidence: numbers, an equation, a model, or a comparison.</w:t>
+      </w:r>
+      <w:r>
+        <w:rPr>
+          <w:i/>
+          <w:iCs/>
+          <w:color w:val="5F6F80"/>
+          <w:sz w:val="18"/>
+          <w:szCs w:val="18"/>
+        </w:rPr>
+        <w:br/>
+        <w:t xml:space="preserve">Usé evidencia matemática: números, una ecuación, un modelo o una comparación.</w:t>
+      </w:r>
+    </w:p>
+    <w:p>
+      <w:pPr>
+        <w:spacing w:after="80"/>
+      </w:pPr>
+      <w:r>
+        <w:rPr>
+          <w:b/>
+          <w:bCs/>
+          <w:color w:val="1FA6A2"/>
+          <w:sz w:val="22"/>
+          <w:szCs w:val="22"/>
+        </w:rPr>
+        <w:t xml:space="preserve">☐  </w:t>
+      </w:r>
+      <w:r>
+        <w:rPr>
+          <w:sz w:val="20"/>
+          <w:szCs w:val="20"/>
+        </w:rPr>
+        <w:t xml:space="preserve">I explained how the evidence proves my answer.</w:t>
+      </w:r>
+      <w:r>
+        <w:rPr>
+          <w:i/>
+          <w:iCs/>
+          <w:color w:val="5F6F80"/>
+          <w:sz w:val="18"/>
+          <w:szCs w:val="18"/>
+        </w:rPr>
+        <w:br/>
+        <w:t xml:space="preserve">Expliqué cómo la evidencia demuestra mi respuesta.</w:t>
+      </w:r>
+    </w:p>
+    <w:p>
+      <w:pPr>
+        <w:spacing w:after="80"/>
+      </w:pPr>
+      <w:r>
+        <w:rPr>
+          <w:b/>
+          <w:bCs/>
+          <w:color w:val="1FA6A2"/>
+          <w:sz w:val="22"/>
+          <w:szCs w:val="22"/>
+        </w:rPr>
+        <w:t xml:space="preserve">☐  </w:t>
+      </w:r>
+      <w:r>
+        <w:rPr>
+          <w:sz w:val="20"/>
+          <w:szCs w:val="20"/>
+        </w:rPr>
+        <w:t xml:space="preserve">I used at least two math words.</w:t>
+      </w:r>
+      <w:r>
+        <w:rPr>
+          <w:i/>
+          <w:iCs/>
+          <w:color w:val="5F6F80"/>
+          <w:sz w:val="18"/>
+          <w:szCs w:val="18"/>
+        </w:rPr>
+        <w:br/>
+        <w:t xml:space="preserve">Usé por lo menos dos palabras matemáticas.</w:t>
+      </w:r>
+    </w:p>
+    <w:p>
+      <w:pPr>
+        <w:spacing w:after="80"/>
+      </w:pPr>
+      <w:r>
+        <w:rPr>
+          <w:b/>
+          <w:bCs/>
+          <w:color w:val="1FA6A2"/>
+          <w:sz w:val="22"/>
+          <w:szCs w:val="22"/>
+        </w:rPr>
+        <w:t xml:space="preserve">☐  </w:t>
+      </w:r>
+      <w:r>
+        <w:rPr>
+          <w:sz w:val="20"/>
+          <w:szCs w:val="20"/>
+        </w:rPr>
+        <w:t xml:space="preserve">I reread complete sentences and punctuation.</w:t>
+      </w:r>
+      <w:r>
+        <w:rPr>
+          <w:i/>
+          <w:iCs/>
+          <w:color w:val="5F6F80"/>
+          <w:sz w:val="18"/>
+          <w:szCs w:val="18"/>
+        </w:rPr>
+        <w:br/>
+        <w:t xml:space="preserve">Volví a leer mis oraciones completas y la puntuación.</w:t>
+      </w:r>
+    </w:p>
+    <w:p>
+      <w:pPr>
+        <w:pStyle w:val="Heading1"/>
+        <w:pageBreakBefore/>
+        <w:pBdr>
+          <w:bottom w:val="single" w:color="1FA6A2" w:sz="14" w:space="6"/>
+        </w:pBdr>
+        <w:spacing w:after="140" w:before="0"/>
+      </w:pPr>
+      <w:r>
+        <w:rPr>
+          <w:b/>
+          <w:bCs/>
+          <w:color w:val="12355B"/>
+          <w:sz w:val="30"/>
+          <w:szCs w:val="30"/>
+        </w:rPr>
+        <w:t xml:space="preserve">Worked Example</w:t>
+      </w:r>
+    </w:p>
+    <w:p>
+      <w:pPr>
+        <w:pStyle w:val="Heading2"/>
+        <w:spacing w:after="80" w:before="180"/>
+      </w:pPr>
+      <w:r>
+        <w:rPr>
+          <w:b/>
+          <w:bCs/>
+          <w:color w:val="12355B"/>
+          <w:sz w:val="24"/>
+          <w:szCs w:val="24"/>
+        </w:rPr>
+        <w:t xml:space="preserve">Watch &amp; Read</w:t>
+      </w:r>
+      <w:r>
+        <w:rPr>
+          <w:i/>
+          <w:iCs/>
+          <w:color w:val="1FA6A2"/>
+          <w:sz w:val="19"/>
+          <w:szCs w:val="19"/>
+        </w:rPr>
+        <w:t xml:space="preserve">   I Do — follow along with your teacher</w:t>
+      </w:r>
+    </w:p>
+    <w:tbl>
+      <w:tblPr>
+        <w:tblW w:type="pct" w:w="100%"/>
+        <w:tblBorders>
+          <w:top w:val="single" w:color="1FA6A2" w:sz="8"/>
+          <w:left w:val="single" w:color="1FA6A2" w:sz="8"/>
+          <w:bottom w:val="single" w:color="1FA6A2" w:sz="8"/>
+          <w:right w:val="single" w:color="1FA6A2" w:sz="8"/>
+          <w:insideH w:val="single" w:color="auto" w:sz="4"/>
+          <w:insideV w:val="single" w:color="auto" w:sz="4"/>
+        </w:tblBorders>
+      </w:tblPr>
+      <w:tblGrid>
+        <w:gridCol w:w="100"/>
+      </w:tblGrid>
+      <w:tr>
+        <w:tc>
+          <w:tcPr>
+            <w:shd w:fill="E6F4F3" w:color="auto" w:val="clear"/>
+            <w:tcMar>
+              <w:top w:type="dxa" w:w="120"/>
+              <w:left w:type="dxa" w:w="180"/>
+              <w:bottom w:type="dxa" w:w="120"/>
+              <w:right w:type="dxa" w:w="180"/>
+            </w:tcMar>
+          </w:tcPr>
+          <w:p>
+            <w:pPr>
+              <w:spacing w:after="0"/>
+            </w:pPr>
+            <w:r>
+              <w:rPr>
+                <w:sz w:val="21"/>
+                <w:szCs w:val="21"/>
+              </w:rPr>
+              <w:t xml:space="preserve">Chef Academy is holding a Flavor Challenge! Chef Reyes's hot cocoa recipe uses 3 tablespoons of cocoa for every 5 ounces of milk. Chef Tran's recipe uses 4 tablespoons of cocoa for every 7 ounces of milk. The students need to figure out whose hot cocoa is more chocolatey. How can they compare the two recipes fairly?</w:t>
+            </w:r>
+          </w:p>
+        </w:tc>
+      </w:tr>
+    </w:tbl>
+    <w:p>
+      <w:pPr>
+        <w:spacing w:after="80"/>
+      </w:pPr>
+      <w:r>
+        <w:t xml:space="preserve"/>
+      </w:r>
+    </w:p>
+    <w:p>
+      <w:pPr>
+        <w:spacing w:after="50" w:before="60"/>
+      </w:pPr>
+      <w:r>
+        <w:rPr>
+          <w:b/>
+          <w:bCs/>
+          <w:color w:val="12355B"/>
+          <w:sz w:val="21"/>
+          <w:szCs w:val="21"/>
+        </w:rPr>
+        <w:t xml:space="preserve">Think about:</w:t>
+      </w:r>
+    </w:p>
+    <w:p>
+      <w:pPr>
+        <w:spacing w:after="40"/>
+        <w:ind w:left="300"/>
+      </w:pPr>
+      <w:r>
+        <w:rPr>
+          <w:sz w:val="20"/>
+          <w:szCs w:val="20"/>
+        </w:rPr>
+        <w:t xml:space="preserve">•  What quantities are being compared in each recipe?</w:t>
+      </w:r>
+    </w:p>
+    <w:p>
+      <w:pPr>
+        <w:spacing w:after="40"/>
+        <w:ind w:left="300"/>
+      </w:pPr>
+      <w:r>
+        <w:rPr>
+          <w:sz w:val="20"/>
+          <w:szCs w:val="20"/>
+        </w:rPr>
+        <w:t xml:space="preserve">•  Can you tell just by looking which recipe has more cocoa per ounce?</w:t>
+      </w:r>
+    </w:p>
+    <w:p>
+      <w:pPr>
+        <w:spacing w:after="40"/>
+        <w:ind w:left="300"/>
+      </w:pPr>
+      <w:r>
+        <w:rPr>
+          <w:sz w:val="20"/>
+          <w:szCs w:val="20"/>
+        </w:rPr>
+        <w:t xml:space="preserve">•  What would make the comparison fair?</w:t>
+      </w:r>
+    </w:p>
+    <w:p>
+      <w:pPr>
+        <w:spacing w:after="40"/>
+        <w:ind w:left="300"/>
+      </w:pPr>
+      <w:r>
+        <w:rPr>
+          <w:sz w:val="20"/>
+          <w:szCs w:val="20"/>
+        </w:rPr>
+        <w:t xml:space="preserve">•  What if both chefs used the same amount of milk — then could we compare?</w:t>
+      </w:r>
+    </w:p>
+    <w:p>
+      <w:pPr>
+        <w:spacing w:after="40"/>
+        <w:ind w:left="300"/>
+      </w:pPr>
+      <w:r>
+        <w:rPr>
+          <w:sz w:val="20"/>
+          <w:szCs w:val="20"/>
+        </w:rPr>
+        <w:t xml:space="preserve">•  Is there a way to find how much cocoa each chef uses per ONE ounce of milk?</w:t>
+      </w:r>
+    </w:p>
+    <w:p>
+      <w:pPr>
+        <w:pStyle w:val="Heading2"/>
+        <w:spacing w:after="80" w:before="180"/>
+      </w:pPr>
+      <w:r>
+        <w:rPr>
+          <w:b/>
+          <w:bCs/>
+          <w:color w:val="12355B"/>
+          <w:sz w:val="24"/>
+          <w:szCs w:val="24"/>
+        </w:rPr>
+        <w:t xml:space="preserve">Solved Example</w:t>
+      </w:r>
+      <w:r>
+        <w:rPr>
+          <w:i/>
+          <w:iCs/>
+          <w:color w:val="1FA6A2"/>
+          <w:sz w:val="19"/>
+          <w:szCs w:val="19"/>
+        </w:rPr>
+        <w:t xml:space="preserve">   I Do — watch each step</w:t>
+      </w:r>
+    </w:p>
+    <w:p>
+      <w:pPr>
+        <w:keepNext/>
+        <w:spacing w:after="40"/>
+      </w:pPr>
+      <w:r>
+        <w:rPr>
+          <w:b/>
+          <w:bCs/>
+          <w:color w:val="12355B"/>
+          <w:sz w:val="21"/>
+          <w:szCs w:val="21"/>
+        </w:rPr>
+        <w:t xml:space="preserve">Problem:  </w:t>
+      </w:r>
+      <w:r>
+        <w:rPr>
+          <w:sz w:val="21"/>
+          <w:szCs w:val="21"/>
+        </w:rPr>
+        <w:t xml:space="preserve">Chef A uses 2 cups of cheese for every 8 crackers. Chef B uses 3 cups of cheese for every 9 crackers. Who uses more cheese per cracker?</w:t>
+      </w:r>
+    </w:p>
+    <w:p>
+      <w:pPr>
+        <w:spacing w:after="30"/>
+        <w:ind w:left="420"/>
+      </w:pPr>
+      <w:r>
+        <w:rPr>
+          <w:sz w:val="20"/>
+          <w:szCs w:val="20"/>
+        </w:rPr>
+        <w:t xml:space="preserve">A)  Chef B</w:t>
+      </w:r>
+    </w:p>
+    <w:p>
+      <w:pPr>
+        <w:spacing w:after="30"/>
+        <w:ind w:left="420"/>
+      </w:pPr>
+      <w:r>
+        <w:rPr>
+          <w:sz w:val="20"/>
+          <w:szCs w:val="20"/>
+        </w:rPr>
+        <w:t xml:space="preserve">B)  Chef A</w:t>
+      </w:r>
+    </w:p>
+    <w:p>
+      <w:pPr>
+        <w:spacing w:after="30"/>
+        <w:ind w:left="420"/>
+      </w:pPr>
+      <w:r>
+        <w:rPr>
+          <w:sz w:val="20"/>
+          <w:szCs w:val="20"/>
+        </w:rPr>
+        <w:t xml:space="preserve">C)  They use the same amount</w:t>
+      </w:r>
+    </w:p>
+    <w:p>
+      <w:pPr>
+        <w:spacing w:after="30"/>
+        <w:ind w:left="420"/>
+      </w:pPr>
+      <w:r>
+        <w:rPr>
+          <w:sz w:val="20"/>
+          <w:szCs w:val="20"/>
+        </w:rPr>
+        <w:t xml:space="preserve">D)  Cannot determine</w:t>
+      </w:r>
+    </w:p>
+    <w:p>
+      <w:pPr>
+        <w:spacing w:after="20" w:before="50"/>
+      </w:pPr>
+      <w:r>
+        <w:rPr>
+          <w:b/>
+          <w:bCs/>
+          <w:color w:val="1FA6A2"/>
+          <w:sz w:val="21"/>
+          <w:szCs w:val="21"/>
+        </w:rPr>
+        <w:t xml:space="preserve">Step 1:  </w:t>
+      </w:r>
+      <w:r>
+        <w:rPr>
+          <w:sz w:val="21"/>
+          <w:szCs w:val="21"/>
+        </w:rPr>
+        <w:t xml:space="preserve">Chef A: 2÷8 = 0.25 cups per cracker.</w:t>
+      </w:r>
+    </w:p>
+    <w:p>
+      <w:pPr>
+        <w:spacing w:after="20" w:before="50"/>
+      </w:pPr>
+      <w:r>
+        <w:rPr>
+          <w:b/>
+          <w:bCs/>
+          <w:color w:val="1FA6A2"/>
+          <w:sz w:val="21"/>
+          <w:szCs w:val="21"/>
+        </w:rPr>
+        <w:t xml:space="preserve">Step 2:  </w:t>
+      </w:r>
+      <w:r>
+        <w:rPr>
+          <w:sz w:val="21"/>
+          <w:szCs w:val="21"/>
+        </w:rPr>
+        <w:t xml:space="preserve">Chef B: 3÷9 ≈ 0.33 cups per cracker.</w:t>
+      </w:r>
+    </w:p>
+    <w:p>
+      <w:pPr>
+        <w:spacing w:after="20" w:before="50"/>
+      </w:pPr>
+      <w:r>
+        <w:rPr>
+          <w:b/>
+          <w:bCs/>
+          <w:color w:val="1FA6A2"/>
+          <w:sz w:val="21"/>
+          <w:szCs w:val="21"/>
+        </w:rPr>
+        <w:t xml:space="preserve">Step 3:  </w:t>
+      </w:r>
+      <w:r>
+        <w:rPr>
+          <w:sz w:val="21"/>
+          <w:szCs w:val="21"/>
+        </w:rPr>
+        <w:t xml:space="preserve">Chef B uses more cheese per cracker.</w:t>
+      </w:r>
+    </w:p>
+    <w:p>
+      <w:pPr>
+        <w:spacing w:after="40" w:before="60"/>
+      </w:pPr>
+      <w:r>
+        <w:rPr>
+          <w:b/>
+          <w:bCs/>
+          <w:color w:val="12355B"/>
+          <w:sz w:val="21"/>
+          <w:szCs w:val="21"/>
+        </w:rPr>
+        <w:t xml:space="preserve">Answer:  </w:t>
+      </w:r>
+      <w:r>
+        <w:rPr>
+          <w:b/>
+          <w:bCs/>
+          <w:sz w:val="21"/>
+          <w:szCs w:val="21"/>
+        </w:rPr>
+        <w:t xml:space="preserve">A. Chef B</w:t>
+      </w:r>
+    </w:p>
+    <w:p>
+      <w:pPr>
+        <w:pStyle w:val="Heading1"/>
+        <w:pageBreakBefore/>
+        <w:pBdr>
+          <w:bottom w:val="single" w:color="1FA6A2" w:sz="14" w:space="6"/>
+        </w:pBdr>
+        <w:spacing w:after="140" w:before="0"/>
+      </w:pPr>
+      <w:r>
+        <w:rPr>
+          <w:b/>
+          <w:bCs/>
+          <w:color w:val="12355B"/>
+          <w:sz w:val="30"/>
+          <w:szCs w:val="30"/>
+        </w:rPr>
+        <w:t xml:space="preserve">Guided Practice</w:t>
+      </w:r>
+    </w:p>
+    <w:p>
+      <w:pPr>
+        <w:pStyle w:val="Heading2"/>
+        <w:spacing w:after="80" w:before="180"/>
+      </w:pPr>
+      <w:r>
+        <w:rPr>
+          <w:b/>
+          <w:bCs/>
+          <w:color w:val="12355B"/>
+          <w:sz w:val="24"/>
+          <w:szCs w:val="24"/>
+        </w:rPr>
+        <w:t xml:space="preserve">Solve Together</w:t>
+      </w:r>
+      <w:r>
+        <w:rPr>
+          <w:i/>
+          <w:iCs/>
+          <w:color w:val="6B4FA0"/>
+          <w:sz w:val="19"/>
+          <w:szCs w:val="19"/>
+        </w:rPr>
+        <w:t xml:space="preserve">   We Do — work with your class</w:t>
+      </w:r>
+    </w:p>
+    <w:p>
+      <w:pPr>
+        <w:keepNext/>
+        <w:spacing w:after="40" w:before="40"/>
+      </w:pPr>
+      <w:r>
+        <w:rPr>
+          <w:b/>
+          <w:bCs/>
+          <w:color w:val="12355B"/>
+          <w:sz w:val="21"/>
+          <w:szCs w:val="21"/>
+        </w:rPr>
+        <w:t xml:space="preserve">Problem:  </w:t>
+      </w:r>
+      <w:r>
+        <w:rPr>
+          <w:sz w:val="21"/>
+          <w:szCs w:val="21"/>
+        </w:rPr>
+        <w:t xml:space="preserve">Which ratio is greater: 3:4 or 5:8?</w:t>
+      </w:r>
+    </w:p>
+    <w:p>
+      <w:pPr>
+        <w:spacing w:after="30"/>
+        <w:ind w:left="420"/>
+      </w:pPr>
+      <w:r>
+        <w:rPr>
+          <w:sz w:val="20"/>
+          <w:szCs w:val="20"/>
+        </w:rPr>
+        <w:t xml:space="preserve">A)  3:4</w:t>
+      </w:r>
+    </w:p>
+    <w:p>
+      <w:pPr>
+        <w:spacing w:after="30"/>
+        <w:ind w:left="420"/>
+      </w:pPr>
+      <w:r>
+        <w:rPr>
+          <w:sz w:val="20"/>
+          <w:szCs w:val="20"/>
+        </w:rPr>
+        <w:t xml:space="preserve">B)  5:8</w:t>
+      </w:r>
+    </w:p>
+    <w:p>
+      <w:pPr>
+        <w:spacing w:after="30"/>
+        <w:ind w:left="420"/>
+      </w:pPr>
+      <w:r>
+        <w:rPr>
+          <w:sz w:val="20"/>
+          <w:szCs w:val="20"/>
+        </w:rPr>
+        <w:t xml:space="preserve">C)  They are equal</w:t>
+      </w:r>
+    </w:p>
+    <w:p>
+      <w:pPr>
+        <w:spacing w:after="30"/>
+        <w:ind w:left="420"/>
+      </w:pPr>
+      <w:r>
+        <w:rPr>
+          <w:sz w:val="20"/>
+          <w:szCs w:val="20"/>
+        </w:rPr>
+        <w:t xml:space="preserve">D)  Cannot determine</w:t>
+      </w:r>
+    </w:p>
+    <w:p>
+      <w:pPr>
+        <w:keepNext/>
+        <w:spacing w:after="0" w:before="50"/>
+      </w:pPr>
+      <w:r>
+        <w:rPr>
+          <w:b/>
+          <w:bCs/>
+          <w:color w:val="6B4FA0"/>
+          <w:sz w:val="21"/>
+          <w:szCs w:val="21"/>
+        </w:rPr>
+        <w:t xml:space="preserve">Step 1:</w:t>
+      </w:r>
+    </w:p>
+    <w:p>
+      <w:pPr>
+        <w:pBdr>
+          <w:bottom w:val="single" w:color="AFBECC" w:sz="6"/>
+        </w:pBdr>
+        <w:spacing w:after="30" w:before="150"/>
+      </w:pPr>
+      <w:r>
+        <w:t xml:space="preserve"/>
+      </w:r>
+    </w:p>
+    <w:p>
+      <w:pPr>
+        <w:keepNext/>
+        <w:spacing w:after="0" w:before="50"/>
+      </w:pPr>
+      <w:r>
+        <w:rPr>
+          <w:b/>
+          <w:bCs/>
+          <w:color w:val="6B4FA0"/>
+          <w:sz w:val="21"/>
+          <w:szCs w:val="21"/>
+        </w:rPr>
+        <w:t xml:space="preserve">Step 2:</w:t>
+      </w:r>
+    </w:p>
+    <w:p>
+      <w:pPr>
+        <w:pBdr>
+          <w:bottom w:val="single" w:color="AFBECC" w:sz="6"/>
+        </w:pBdr>
+        <w:spacing w:after="30" w:before="150"/>
+      </w:pPr>
+      <w:r>
+        <w:t xml:space="preserve"/>
+      </w:r>
+    </w:p>
+    <w:p>
+      <w:pPr>
+        <w:keepNext/>
+        <w:spacing w:after="0" w:before="50"/>
+      </w:pPr>
+      <w:r>
+        <w:rPr>
+          <w:b/>
+          <w:bCs/>
+          <w:color w:val="6B4FA0"/>
+          <w:sz w:val="21"/>
+          <w:szCs w:val="21"/>
+        </w:rPr>
+        <w:t xml:space="preserve">Step 3:</w:t>
+      </w:r>
+    </w:p>
+    <w:p>
+      <w:pPr>
+        <w:pBdr>
+          <w:bottom w:val="single" w:color="AFBECC" w:sz="6"/>
+        </w:pBdr>
+        <w:spacing w:after="30" w:before="150"/>
+      </w:pPr>
+      <w:r>
+        <w:t xml:space="preserve"/>
+      </w:r>
+    </w:p>
+    <w:p>
+      <w:pPr>
+        <w:keepNext/>
+        <w:spacing w:after="0" w:before="60"/>
+      </w:pPr>
+      <w:r>
+        <w:rPr>
+          <w:b/>
+          <w:bCs/>
+          <w:color w:val="12355B"/>
+          <w:sz w:val="21"/>
+          <w:szCs w:val="21"/>
+        </w:rPr>
+        <w:t xml:space="preserve">Answer:</w:t>
+      </w:r>
+    </w:p>
+    <w:p>
+      <w:pPr>
+        <w:pBdr>
+          <w:bottom w:val="single" w:color="AFBECC" w:sz="6"/>
+        </w:pBdr>
+        <w:spacing w:after="30" w:before="150"/>
+      </w:pPr>
+      <w:r>
+        <w:t xml:space="preserve"/>
+      </w:r>
+    </w:p>
+    <w:p>
+      <w:pPr>
+        <w:spacing w:after="80"/>
+      </w:pPr>
+      <w:r>
+        <w:t xml:space="preserve"/>
+      </w:r>
+    </w:p>
+    <w:tbl>
+      <w:tblPr>
+        <w:tblW w:type="pct" w:w="100%"/>
+        <w:tblBorders>
+          <w:top w:val="single" w:color="BBD0DE" w:sz="8"/>
+          <w:left w:val="single" w:color="BBD0DE" w:sz="8"/>
+          <w:bottom w:val="single" w:color="BBD0DE" w:sz="8"/>
+          <w:right w:val="single" w:color="BBD0DE" w:sz="8"/>
+          <w:insideH w:val="single" w:color="auto" w:sz="4"/>
+          <w:insideV w:val="single" w:color="auto" w:sz="4"/>
+        </w:tblBorders>
+      </w:tblPr>
+      <w:tblGrid>
+        <w:gridCol w:w="100"/>
+      </w:tblGrid>
+      <w:tr>
+        <w:tc>
+          <w:tcPr>
+            <w:shd w:fill="EEF4F8" w:color="auto" w:val="clear"/>
+            <w:tcMar>
+              <w:top w:type="dxa" w:w="120"/>
+              <w:left w:type="dxa" w:w="180"/>
+              <w:bottom w:type="dxa" w:w="120"/>
+              <w:right w:type="dxa" w:w="180"/>
+            </w:tcMar>
+          </w:tcPr>
+          <w:p>
+            <w:pPr>
               <w:spacing w:after="0"/>
             </w:pPr>
             <w:r>
@@ -3521,6 +4817,97 @@
           <w:szCs w:val="19"/>
         </w:rPr>
         <w:t xml:space="preserve">  — First bakery: $10÷4 = $2.50 per muffin. Second bakery: $14÷6 ≈ $2.33 per muffin. The second bakery has the lower price.</w:t>
+      </w:r>
+    </w:p>
+    <w:p>
+      <w:pPr>
+        <w:pStyle w:val="Heading2"/>
+        <w:spacing w:after="80" w:before="180"/>
+      </w:pPr>
+      <w:r>
+        <w:rPr>
+          <w:b/>
+          <w:bCs/>
+          <w:color w:val="12355B"/>
+          <w:sz w:val="24"/>
+          <w:szCs w:val="24"/>
+        </w:rPr>
+        <w:t xml:space="preserve">Math Writing Criteria</w:t>
+      </w:r>
+    </w:p>
+    <w:p>
+      <w:pPr>
+        <w:spacing w:after="100"/>
+      </w:pPr>
+      <w:r>
+        <w:rPr>
+          <w:i/>
+          <w:iCs/>
+          <w:color w:val="5F6F80"/>
+          <w:sz w:val="19"/>
+          <w:szCs w:val="19"/>
+        </w:rPr>
+        <w:t xml:space="preserve">The support level changes the amount of language scaffolding, not the mathematical expectation.</w:t>
+      </w:r>
+    </w:p>
+    <w:p>
+      <w:pPr>
+        <w:spacing w:after="80"/>
+      </w:pPr>
+      <w:r>
+        <w:rPr>
+          <w:sz w:val="20"/>
+          <w:szCs w:val="20"/>
+        </w:rPr>
+        <w:t xml:space="preserve">☐  I answered the question.</w:t>
+      </w:r>
+    </w:p>
+    <w:p>
+      <w:pPr>
+        <w:spacing w:after="80"/>
+      </w:pPr>
+      <w:r>
+        <w:rPr>
+          <w:sz w:val="20"/>
+          <w:szCs w:val="20"/>
+        </w:rPr>
+        <w:t xml:space="preserve">☐  I used math evidence: numbers, an equation, a model, or a comparison.</w:t>
+      </w:r>
+    </w:p>
+    <w:p>
+      <w:pPr>
+        <w:spacing w:after="80"/>
+      </w:pPr>
+      <w:r>
+        <w:rPr>
+          <w:sz w:val="20"/>
+          <w:szCs w:val="20"/>
+        </w:rPr>
+        <w:t xml:space="preserve">☐  I explained how the evidence proves my answer.</w:t>
+      </w:r>
+    </w:p>
+    <w:p>
+      <w:pPr>
+        <w:spacing w:after="80"/>
+      </w:pPr>
+      <w:r>
+        <w:rPr>
+          <w:sz w:val="20"/>
+          <w:szCs w:val="20"/>
+        </w:rPr>
+        <w:t xml:space="preserve">☐  I used at least two math words.</w:t>
+      </w:r>
+    </w:p>
+    <w:p>
+      <w:pPr>
+        <w:spacing w:after="80"/>
+      </w:pPr>
+      <w:r>
+        <w:rPr>
+          <w:sz w:val="20"/>
+          <w:szCs w:val="20"/>
+        </w:rPr>
+        <w:t xml:space="preserve">☐  I reread complete sentences and punctuation.</w:t>
       </w:r>
     </w:p>
     <w:sectPr>

--- a/lessons/3-5/downloads/3-5-notes-teacher.docx
+++ b/lessons/3-5/downloads/3-5-notes-teacher.docx
@@ -30,7 +30,7 @@
           <w:sz w:val="44"/>
           <w:szCs w:val="44"/>
         </w:rPr>
-        <w:t xml:space="preserve">Compare Ratios</w:t>
+        <w:t xml:space="preserve">Compare Ratio Relationships</w:t>
       </w:r>
     </w:p>
     <w:p>
@@ -351,7 +351,7 @@
                 <w:sz w:val="24"/>
                 <w:szCs w:val="24"/>
               </w:rPr>
-              <w:t xml:space="preserve">Unit rate</w:t>
+              <w:t xml:space="preserve">Compare Ratios</w:t>
             </w:r>
             <w:r>
               <w:rPr>
@@ -361,7 +361,7 @@
                 <w:sz w:val="19"/>
                 <w:szCs w:val="19"/>
               </w:rPr>
-              <w:t xml:space="preserve">   Tasa unitaria</w:t>
+              <w:t xml:space="preserve">   Comparar razones</w:t>
             </w:r>
           </w:p>
           <w:p>
@@ -373,7 +373,7 @@
                 <w:sz w:val="21"/>
                 <w:szCs w:val="21"/>
               </w:rPr>
-              <w:t xml:space="preserve">A rate for just 1 of something, like cost for 1 item.</w:t>
+              <w:t xml:space="preserve">Decide which ratio is greater, less, or equal by using equivalent ratios or unit rates.</w:t>
             </w:r>
           </w:p>
           <w:p>
@@ -398,7 +398,7 @@
                 <w:sz w:val="18"/>
                 <w:szCs w:val="18"/>
               </w:rPr>
-              <w:t xml:space="preserve">$3 per 1 pound → unit rate is $3/lb</w:t>
+              <w:t xml:space="preserve">Compare 6:2 and 8:4 using unit rates: 3 &gt; 2.</w:t>
             </w:r>
           </w:p>
         </w:tc>
@@ -505,7 +505,7 @@
                 <w:sz w:val="24"/>
                 <w:szCs w:val="24"/>
               </w:rPr>
-              <w:t xml:space="preserve">Equivalent ratio</w:t>
+              <w:t xml:space="preserve">Unit rate</w:t>
             </w:r>
             <w:r>
               <w:rPr>
@@ -515,7 +515,7 @@
                 <w:sz w:val="19"/>
                 <w:szCs w:val="19"/>
               </w:rPr>
-              <w:t xml:space="preserve">   Razón equivalente</w:t>
+              <w:t xml:space="preserve">   Tasa unitaria</w:t>
             </w:r>
           </w:p>
           <w:p>
@@ -527,7 +527,7 @@
                 <w:sz w:val="21"/>
                 <w:szCs w:val="21"/>
               </w:rPr>
-              <w:t xml:space="preserve">Two ratios that mean the same thing.</w:t>
+              <w:t xml:space="preserve">A rate for just 1 of something, like cost for 1 item.</w:t>
             </w:r>
           </w:p>
           <w:p>
@@ -552,7 +552,7 @@
                 <w:sz w:val="18"/>
                 <w:szCs w:val="18"/>
               </w:rPr>
-              <w:t xml:space="preserve">4:6 and 2:3 are equivalent (both simplify to 2:3)</w:t>
+              <w:t xml:space="preserve">$3 per 1 pound → unit rate is $3/lb</w:t>
             </w:r>
           </w:p>
         </w:tc>
@@ -659,7 +659,7 @@
                 <w:sz w:val="24"/>
                 <w:szCs w:val="24"/>
               </w:rPr>
-              <w:t xml:space="preserve">Compare</w:t>
+              <w:t xml:space="preserve">Equivalent ratio</w:t>
             </w:r>
             <w:r>
               <w:rPr>
@@ -669,7 +669,7 @@
                 <w:sz w:val="19"/>
                 <w:szCs w:val="19"/>
               </w:rPr>
-              <w:t xml:space="preserve">   Comparar</w:t>
+              <w:t xml:space="preserve">   Razón equivalente</w:t>
             </w:r>
           </w:p>
           <w:p>
@@ -681,7 +681,7 @@
                 <w:sz w:val="21"/>
                 <w:szCs w:val="21"/>
               </w:rPr>
-              <w:t xml:space="preserve">To look at ratios and see which is bigger, smaller, or equal.</w:t>
+              <w:t xml:space="preserve">Two ratios that mean the same thing.</w:t>
             </w:r>
           </w:p>
           <w:p>
@@ -706,7 +706,7 @@
                 <w:sz w:val="18"/>
                 <w:szCs w:val="18"/>
               </w:rPr>
-              <w:t xml:space="preserve">3:4 vs. 2:5 — which has more of the first ingredient per unit?</w:t>
+              <w:t xml:space="preserve">4:6 and 2:3 are equivalent (both simplify to 2:3)</w:t>
             </w:r>
           </w:p>
         </w:tc>
@@ -813,7 +813,7 @@
                 <w:sz w:val="24"/>
                 <w:szCs w:val="24"/>
               </w:rPr>
-              <w:t xml:space="preserve">Simplify</w:t>
+              <w:t xml:space="preserve">Compare</w:t>
             </w:r>
             <w:r>
               <w:rPr>
@@ -823,7 +823,7 @@
                 <w:sz w:val="19"/>
                 <w:szCs w:val="19"/>
               </w:rPr>
-              <w:t xml:space="preserve">   Simplificar</w:t>
+              <w:t xml:space="preserve">   Comparar</w:t>
             </w:r>
           </w:p>
           <w:p>
@@ -835,7 +835,7 @@
                 <w:sz w:val="21"/>
                 <w:szCs w:val="21"/>
               </w:rPr>
-              <w:t xml:space="preserve">To make a ratio as small as possible while keeping the same comparison.</w:t>
+              <w:t xml:space="preserve">To look at ratios and see which is bigger, smaller, or equal.</w:t>
             </w:r>
           </w:p>
           <w:p>
@@ -860,7 +860,7 @@
                 <w:sz w:val="18"/>
                 <w:szCs w:val="18"/>
               </w:rPr>
-              <w:t xml:space="preserve">8:12 → divide both by 4 → 2:3</w:t>
+              <w:t xml:space="preserve">3:4 vs. 2:5 — which has more of the first ingredient per unit?</w:t>
             </w:r>
           </w:p>
         </w:tc>
@@ -921,7 +921,161 @@
                           </pic:cNvPicPr>
                         </pic:nvPicPr>
                         <pic:blipFill>
-                          <a:blip r:embed="rId12" cstate="none"/>
+                          <a:blip r:embed="rId13" cstate="none"/>
+                          <a:srcRect/>
+                          <a:stretch>
+                            <a:fillRect/>
+                          </a:stretch>
+                        </pic:blipFill>
+                        <pic:spPr bwMode="auto">
+                          <a:xfrm>
+                            <a:off x="0" y="0"/>
+                            <a:ext cx="1047750" cy="790575"/>
+                          </a:xfrm>
+                          <a:prstGeom prst="rect">
+                            <a:avLst/>
+                          </a:prstGeom>
+                        </pic:spPr>
+                      </pic:pic>
+                    </a:graphicData>
+                  </a:graphic>
+                </wp:inline>
+              </w:drawing>
+            </w:r>
+          </w:p>
+        </w:tc>
+        <w:tc>
+          <w:tcPr>
+            <w:tcW w:type="dxa" w:w="7560"/>
+            <w:tcMar>
+              <w:top w:type="dxa" w:w="100"/>
+              <w:left w:type="dxa" w:w="40"/>
+              <w:bottom w:type="dxa" w:w="100"/>
+              <w:right w:type="dxa" w:w="40"/>
+            </w:tcMar>
+            <w:vAlign w:val="center"/>
+          </w:tcPr>
+          <w:p>
+            <w:pPr>
+              <w:spacing w:after="50"/>
+            </w:pPr>
+            <w:r>
+              <w:rPr>
+                <w:b/>
+                <w:bCs/>
+                <w:color w:val="12355B"/>
+                <w:sz w:val="24"/>
+                <w:szCs w:val="24"/>
+              </w:rPr>
+              <w:t xml:space="preserve">Simplify</w:t>
+            </w:r>
+            <w:r>
+              <w:rPr>
+                <w:i/>
+                <w:iCs/>
+                <w:color w:val="5F6F80"/>
+                <w:sz w:val="19"/>
+                <w:szCs w:val="19"/>
+              </w:rPr>
+              <w:t xml:space="preserve">   Simplificar</w:t>
+            </w:r>
+          </w:p>
+          <w:p>
+            <w:pPr>
+              <w:spacing w:after="40"/>
+            </w:pPr>
+            <w:r>
+              <w:rPr>
+                <w:sz w:val="21"/>
+                <w:szCs w:val="21"/>
+              </w:rPr>
+              <w:t xml:space="preserve">To make a ratio as small as possible while keeping the same comparison.</w:t>
+            </w:r>
+          </w:p>
+          <w:p>
+            <w:pPr>
+              <w:spacing w:after="0"/>
+            </w:pPr>
+            <w:r>
+              <w:rPr>
+                <w:b/>
+                <w:bCs/>
+                <w:color w:val="1FA6A2"/>
+                <w:sz w:val="18"/>
+                <w:szCs w:val="18"/>
+              </w:rPr>
+              <w:t xml:space="preserve">Example:  </w:t>
+            </w:r>
+            <w:r>
+              <w:rPr>
+                <w:i/>
+                <w:iCs/>
+                <w:color w:val="5F6F80"/>
+                <w:sz w:val="18"/>
+                <w:szCs w:val="18"/>
+              </w:rPr>
+              <w:t xml:space="preserve">8:12 → divide both by 4 → 2:3</w:t>
+            </w:r>
+          </w:p>
+        </w:tc>
+      </w:tr>
+    </w:tbl>
+    <w:tbl>
+      <w:tblPr>
+        <w:tblW w:type="pct" w:w="100%"/>
+        <w:tblBorders>
+          <w:top w:val="none" w:color="FFFFFF" w:sz="0"/>
+          <w:left w:val="none" w:color="FFFFFF" w:sz="0"/>
+          <w:bottom w:val="single" w:color="C7D2DD" w:sz="4"/>
+          <w:right w:val="none" w:color="FFFFFF" w:sz="0"/>
+          <w:insideH w:val="none" w:color="FFFFFF" w:sz="0"/>
+          <w:insideV w:val="none" w:color="FFFFFF" w:sz="0"/>
+        </w:tblBorders>
+      </w:tblPr>
+      <w:tblGrid>
+        <w:gridCol w:w="1800"/>
+        <w:gridCol w:w="7560"/>
+      </w:tblGrid>
+      <w:tr>
+        <w:trPr>
+          <w:cantSplit/>
+        </w:trPr>
+        <w:tc>
+          <w:tcPr>
+            <w:tcW w:type="dxa" w:w="1800"/>
+            <w:tcMar>
+              <w:top w:type="dxa" w:w="100"/>
+              <w:left w:type="dxa" w:w="40"/>
+              <w:bottom w:type="dxa" w:w="100"/>
+              <w:right w:type="dxa" w:w="120"/>
+            </w:tcMar>
+            <w:vAlign w:val="center"/>
+          </w:tcPr>
+          <w:p>
+            <w:pPr>
+              <w:spacing w:after="0"/>
+              <w:jc w:val="center"/>
+            </w:pPr>
+            <w:r>
+              <w:drawing>
+                <wp:inline distT="0" distB="0" distL="0" distR="0">
+                  <wp:extent cx="1047750" cy="790575"/>
+                  <wp:effectExtent t="0" r="0" b="0" l="0"/>
+                  <wp:docPr id="1" name="" descr="" title=""/>
+                  <wp:cNvGraphicFramePr>
+                    <a:graphicFrameLocks xmlns:a="http://schemas.openxmlformats.org/drawingml/2006/main" noChangeAspect="1"/>
+                  </wp:cNvGraphicFramePr>
+                  <a:graphic xmlns:a="http://schemas.openxmlformats.org/drawingml/2006/main">
+                    <a:graphicData uri="http://schemas.openxmlformats.org/drawingml/2006/picture">
+                      <pic:pic xmlns:pic="http://schemas.openxmlformats.org/drawingml/2006/picture">
+                        <pic:nvPicPr>
+                          <pic:cNvPr id="0" name="" descr=""/>
+                          <pic:cNvPicPr>
+                            <a:picLocks noChangeAspect="1" noChangeArrowheads="1"/>
+                          </pic:cNvPicPr>
+                        </pic:nvPicPr>
+                        <pic:blipFill>
+                          <a:blip r:embed="rId13" cstate="none"/>
                           <a:srcRect/>
                           <a:stretch>
                             <a:fillRect/>
@@ -1106,7 +1260,7 @@
                 <w:sz w:val="21"/>
                 <w:szCs w:val="21"/>
               </w:rPr>
-              <w:t xml:space="preserve">Unit rate      •      Equivalent ratio      •      Compare      •      Simplify      •      Common denominator</w:t>
+              <w:t xml:space="preserve">Compare Ratios      •      Unit rate      •      Equivalent ratio      •      Compare      •      Simplify      •      Common denominator</w:t>
             </w:r>
           </w:p>
         </w:tc>
@@ -1139,7 +1293,7 @@
           <w:sz w:val="22"/>
           <w:szCs w:val="22"/>
         </w:rPr>
-        <w:t xml:space="preserve">A rate that tells the amount for exactly one unit, like 5 miles per 1 hour, is a ___.</w:t>
+        <w:t xml:space="preserve">__________  —  Decide which ratio is greater, less, or equal by using equivalent ratios or unit rates.</w:t>
       </w:r>
     </w:p>
     <w:p>
@@ -1161,7 +1315,7 @@
           <w:sz w:val="22"/>
           <w:szCs w:val="22"/>
         </w:rPr>
-        <w:t xml:space="preserve">__________  —  Two ratios that mean the same thing.</w:t>
+        <w:t xml:space="preserve">A rate that tells the amount for exactly one unit, like 5 miles per 1 hour, is a ___.</w:t>
       </w:r>
     </w:p>
     <w:p>
@@ -1183,7 +1337,7 @@
           <w:sz w:val="22"/>
           <w:szCs w:val="22"/>
         </w:rPr>
-        <w:t xml:space="preserve">To decide which ratio is greater or if they are equal is to ___ them.</w:t>
+        <w:t xml:space="preserve">__________  —  Two ratios that mean the same thing.</w:t>
       </w:r>
     </w:p>
     <w:p>
@@ -1205,7 +1359,7 @@
           <w:sz w:val="22"/>
           <w:szCs w:val="22"/>
         </w:rPr>
-        <w:t xml:space="preserve">Writing a ratio in its smallest equal form is to ___ it.</w:t>
+        <w:t xml:space="preserve">To decide which ratio is greater or if they are equal is to ___ them.</w:t>
       </w:r>
     </w:p>
     <w:p>
@@ -1221,6 +1375,28 @@
           <w:szCs w:val="22"/>
         </w:rPr>
         <w:t xml:space="preserve">5.  </w:t>
+      </w:r>
+      <w:r>
+        <w:rPr>
+          <w:sz w:val="22"/>
+          <w:szCs w:val="22"/>
+        </w:rPr>
+        <w:t xml:space="preserve">Writing a ratio in its smallest equal form is to ___ it.</w:t>
+      </w:r>
+    </w:p>
+    <w:p>
+      <w:pPr>
+        <w:spacing w:after="120" w:before="80"/>
+      </w:pPr>
+      <w:r>
+        <w:rPr>
+          <w:b/>
+          <w:bCs/>
+          <w:color w:val="12355B"/>
+          <w:sz w:val="22"/>
+          <w:szCs w:val="22"/>
+        </w:rPr>
+        <w:t xml:space="preserve">6.  </w:t>
       </w:r>
       <w:r>
         <w:rPr>
@@ -1288,7 +1464,7 @@
           <w:sz w:val="19"/>
           <w:szCs w:val="19"/>
         </w:rPr>
-        <w:t xml:space="preserve">   compare</w:t>
+        <w:t xml:space="preserve">   explain</w:t>
       </w:r>
     </w:p>
     <w:tbl>
@@ -1327,7 +1503,7 @@
                 <w:sz w:val="21"/>
                 <w:szCs w:val="21"/>
               </w:rPr>
-              <w:t xml:space="preserve">You scaled both recipes to 35 oz of milk: Chef Reyes became 21:35 and Chef Tran became 20:35. How does scaling to a common denominator let you compare the recipes fairly?</w:t>
+              <w:t xml:space="preserve">Two pizza shops are running deals. Mario's Pizza sells 2 large pizzas for $18. Sal's Pizza sells 3 large pizzas for $25. A school needs to buy pizza for a class party and wants to get the best deal per pizza?</w:t>
             </w:r>
           </w:p>
           <w:p>
@@ -1414,14 +1590,14 @@
           <w:sz w:val="20"/>
           <w:szCs w:val="20"/>
         </w:rPr>
-        <w:t xml:space="preserve">Equivalent ratio — </w:t>
+        <w:t xml:space="preserve">Compare Ratios — </w:t>
       </w:r>
       <w:r>
         <w:rPr>
           <w:sz w:val="20"/>
           <w:szCs w:val="20"/>
         </w:rPr>
-        <w:t xml:space="preserve">Two ratios that mean the same thing.</w:t>
+        <w:t xml:space="preserve">Decide which ratio is greater, less, or equal by using equivalent ratios or unit rates.</w:t>
       </w:r>
       <w:r>
         <w:rPr>
@@ -1432,7 +1608,7 @@
           <w:szCs w:val="18"/>
         </w:rPr>
         <w:br/>
-        <w:t xml:space="preserve">Razón equivalente — Dos razones que significan lo mismo.</w:t>
+        <w:t xml:space="preserve">Comparar razones — Decidir cuál razón es mayor, menor o igual usando razones equivalentes o tasas unitarias.</w:t>
       </w:r>
     </w:p>
     <w:p>
@@ -1457,14 +1633,14 @@
           <w:sz w:val="20"/>
           <w:szCs w:val="20"/>
         </w:rPr>
-        <w:t xml:space="preserve">Compare — </w:t>
+        <w:t xml:space="preserve">Unit rate — </w:t>
       </w:r>
       <w:r>
         <w:rPr>
           <w:sz w:val="20"/>
           <w:szCs w:val="20"/>
         </w:rPr>
-        <w:t xml:space="preserve">To look at ratios and see which is bigger, smaller, or equal.</w:t>
+        <w:t xml:space="preserve">A rate for just 1 of something, like cost for 1 item.</w:t>
       </w:r>
       <w:r>
         <w:rPr>
@@ -1475,7 +1651,7 @@
           <w:szCs w:val="18"/>
         </w:rPr>
         <w:br/>
-        <w:t xml:space="preserve">Comparar — Mirar razones para ver cuál es mayor, menor o igual.</w:t>
+        <w:t xml:space="preserve">Tasa unitaria — Una tasa para solo 1 de algo, como el precio de 1 artículo.</w:t>
       </w:r>
     </w:p>
     <w:p>
@@ -1500,14 +1676,14 @@
           <w:sz w:val="20"/>
           <w:szCs w:val="20"/>
         </w:rPr>
-        <w:t xml:space="preserve">Simplify — </w:t>
+        <w:t xml:space="preserve">Equivalent ratio — </w:t>
       </w:r>
       <w:r>
         <w:rPr>
           <w:sz w:val="20"/>
           <w:szCs w:val="20"/>
         </w:rPr>
-        <w:t xml:space="preserve">To make a ratio as small as possible while keeping the same comparison.</w:t>
+        <w:t xml:space="preserve">Two ratios that mean the same thing.</w:t>
       </w:r>
       <w:r>
         <w:rPr>
@@ -1518,7 +1694,7 @@
           <w:szCs w:val="18"/>
         </w:rPr>
         <w:br/>
-        <w:t xml:space="preserve">Simplificar — Hacer una razón lo más pequeña posible sin cambiar la comparación.</w:t>
+        <w:t xml:space="preserve">Razón equivalente — Dos razones que significan lo mismo.</w:t>
       </w:r>
     </w:p>
     <w:p>
@@ -1543,14 +1719,14 @@
           <w:sz w:val="20"/>
           <w:szCs w:val="20"/>
         </w:rPr>
-        <w:t xml:space="preserve">Common denominator — </w:t>
+        <w:t xml:space="preserve">Compare — </w:t>
       </w:r>
       <w:r>
         <w:rPr>
           <w:sz w:val="20"/>
           <w:szCs w:val="20"/>
         </w:rPr>
-        <w:t xml:space="preserve">A bottom number that two fractions can share so you can compare them.</w:t>
+        <w:t xml:space="preserve">To look at ratios and see which is bigger, smaller, or equal.</w:t>
       </w:r>
       <w:r>
         <w:rPr>
@@ -1561,7 +1737,7 @@
           <w:szCs w:val="18"/>
         </w:rPr>
         <w:br/>
-        <w:t xml:space="preserve">Denominador común — Un número de abajo que dos fracciones pueden compartir para compararlas.</w:t>
+        <w:t xml:space="preserve">Comparar — Mirar razones para ver cuál es mayor, menor o igual.</w:t>
       </w:r>
     </w:p>
     <w:p>
@@ -1586,14 +1762,14 @@
           <w:sz w:val="20"/>
           <w:szCs w:val="20"/>
         </w:rPr>
-        <w:t xml:space="preserve">Unit rate — </w:t>
+        <w:t xml:space="preserve">Simplify — </w:t>
       </w:r>
       <w:r>
         <w:rPr>
           <w:sz w:val="20"/>
           <w:szCs w:val="20"/>
         </w:rPr>
-        <w:t xml:space="preserve">A rate for just 1 of something, like cost for 1 item.</w:t>
+        <w:t xml:space="preserve">To make a ratio as small as possible while keeping the same comparison.</w:t>
       </w:r>
       <w:r>
         <w:rPr>
@@ -1604,7 +1780,7 @@
           <w:szCs w:val="18"/>
         </w:rPr>
         <w:br/>
-        <w:t xml:space="preserve">Tasa unitaria — Una tasa para solo 1 de algo, como el precio de 1 artículo.</w:t>
+        <w:t xml:space="preserve">Simplificar — Hacer una razón lo más pequeña posible sin cambiar la comparación.</w:t>
       </w:r>
     </w:p>
     <w:tbl>
@@ -1665,7 +1841,7 @@
                 <w:sz w:val="21"/>
                 <w:szCs w:val="21"/>
               </w:rPr>
-              <w:t xml:space="preserve">After scaling to 35 oz, Chef Reyes has ___ tbsp and Chef Tran has ___ tbsp.</w:t>
+              <w:t xml:space="preserve">Mario's costs ___ per pizza and Sal's costs about ___ per pizza, so the better deal is ___.</w:t>
             </w:r>
             <w:r>
               <w:rPr>
@@ -1676,7 +1852,7 @@
                 <w:szCs w:val="19"/>
               </w:rPr>
               <w:br/>
-              <w:t xml:space="preserve">Después de escalar a 35 oz, Chef Reyes tiene ___ cucharadas y Chef Tran tiene ___ cucharadas.</w:t>
+              <w:t xml:space="preserve">Di tu respuesta primero: Mi respuesta es ___ porque ___.</w:t>
             </w:r>
           </w:p>
         </w:tc>
@@ -1878,7 +2054,20 @@
           <w:sz w:val="21"/>
           <w:szCs w:val="21"/>
         </w:rPr>
-        <w:t xml:space="preserve">After scaling to 35 oz, Chef Reyes has ___ tbsp and Chef Tran has ___ tbsp.</w:t>
+        <w:t xml:space="preserve">Mario's costs ___ per pizza and Sal's costs about ___ per pizza, so the better deal is ___.</w:t>
+      </w:r>
+    </w:p>
+    <w:p>
+      <w:pPr>
+        <w:spacing w:after="60"/>
+      </w:pPr>
+      <w:r>
+        <w:rPr>
+          <w:color w:val="1A2733"/>
+          <w:sz w:val="21"/>
+          <w:szCs w:val="21"/>
+        </w:rPr>
+        <w:t xml:space="preserve">My answer is ___.</w:t>
       </w:r>
       <w:r>
         <w:rPr>
@@ -1889,31 +2078,7 @@
           <w:szCs w:val="19"/>
         </w:rPr>
         <w:br/>
-        <w:t xml:space="preserve">Después de escalar a 35 oz, Chef Reyes tiene ___ cucharadas y Chef Tran tiene ___ cucharadas.</w:t>
-      </w:r>
-    </w:p>
-    <w:p>
-      <w:pPr>
-        <w:spacing w:after="60"/>
-      </w:pPr>
-      <w:r>
-        <w:rPr>
-          <w:color w:val="1A2733"/>
-          <w:sz w:val="21"/>
-          <w:szCs w:val="21"/>
-        </w:rPr>
-        <w:t xml:space="preserve">Now I can compare because the ___ is the same, so I just compare the ___.</w:t>
-      </w:r>
-      <w:r>
-        <w:rPr>
-          <w:i/>
-          <w:iCs/>
-          <w:color w:val="5F6F80"/>
-          <w:sz w:val="19"/>
-          <w:szCs w:val="19"/>
-        </w:rPr>
-        <w:br/>
-        <w:t xml:space="preserve">Ahora puedo comparar porque la ___ es igual, así que solo comparo el ___.</w:t>
+        <w:t xml:space="preserve">Mi respuesta es ___.</w:t>
       </w:r>
     </w:p>
     <w:tbl>
@@ -3199,7 +3364,7 @@
           <w:sz w:val="20"/>
           <w:szCs w:val="20"/>
         </w:rPr>
-        <w:t xml:space="preserve">This is like our ratio comparison work because ___ and ___ are related by ___.</w:t>
+        <w:t xml:space="preserve">Mario's costs ___ per pizza and Sal's costs about ___ per pizza, so the better deal is ___.</w:t>
       </w:r>
     </w:p>
     <w:p>
@@ -4430,6 +4595,27 @@
           <w:sz w:val="21"/>
           <w:szCs w:val="21"/>
         </w:rPr>
+        <w:t xml:space="preserve">Compare Ratios</w:t>
+      </w:r>
+    </w:p>
+    <w:p>
+      <w:pPr>
+        <w:spacing w:after="80"/>
+      </w:pPr>
+      <w:r>
+        <w:rPr>
+          <w:b/>
+          <w:bCs/>
+          <w:sz w:val="21"/>
+          <w:szCs w:val="21"/>
+        </w:rPr>
+        <w:t xml:space="preserve">Notes 2:  </w:t>
+      </w:r>
+      <w:r>
+        <w:rPr>
+          <w:sz w:val="21"/>
+          <w:szCs w:val="21"/>
+        </w:rPr>
         <w:t xml:space="preserve">Unit rate</w:t>
       </w:r>
     </w:p>
@@ -4444,7 +4630,7 @@
           <w:sz w:val="21"/>
           <w:szCs w:val="21"/>
         </w:rPr>
-        <w:t xml:space="preserve">Notes 2:  </w:t>
+        <w:t xml:space="preserve">Notes 3:  </w:t>
       </w:r>
       <w:r>
         <w:rPr>
@@ -4465,7 +4651,7 @@
           <w:sz w:val="21"/>
           <w:szCs w:val="21"/>
         </w:rPr>
-        <w:t xml:space="preserve">Notes 3:  </w:t>
+        <w:t xml:space="preserve">Notes 4:  </w:t>
       </w:r>
       <w:r>
         <w:rPr>
@@ -4486,7 +4672,7 @@
           <w:sz w:val="21"/>
           <w:szCs w:val="21"/>
         </w:rPr>
-        <w:t xml:space="preserve">Notes 4:  </w:t>
+        <w:t xml:space="preserve">Notes 5:  </w:t>
       </w:r>
       <w:r>
         <w:rPr>
@@ -4507,7 +4693,7 @@
           <w:sz w:val="21"/>
           <w:szCs w:val="21"/>
         </w:rPr>
-        <w:t xml:space="preserve">Notes 5:  </w:t>
+        <w:t xml:space="preserve">Notes 6:  </w:t>
       </w:r>
       <w:r>
         <w:rPr>
@@ -4778,7 +4964,14 @@
         <w:t xml:space="preserve">The student's reasoning is not valid — getting more items does not mean a lower price per item. Store A: $12 ÷ 5 = $2.40 per notebook. Store B: $20 ÷ 8 = $2.50 per notebook. Store A is actually cheaper per notebook, even though Store B offers more notebooks per purchase.</w:t>
       </w:r>
       <w:r>
-        <w:t xml:space="preserve"/>
+        <w:rPr>
+          <w:i/>
+          <w:iCs/>
+          <w:color w:val="5F6F80"/>
+          <w:sz w:val="19"/>
+          <w:szCs w:val="19"/>
+        </w:rPr>
+        <w:t xml:space="preserve">  — Getting more items does not make a deal cheaper; only the price per item does. Store A works out to $12 ÷ 5 = $2.40 per notebook and Store B to $20 ÷ 8 = $2.50 per notebook, so the reasoning is not valid.</w:t>
       </w:r>
     </w:p>
     <w:p>
@@ -5087,7 +5280,7 @@
         <w:sz w:val="16"/>
         <w:szCs w:val="16"/>
       </w:rPr>
-      <w:t xml:space="preserve">Unit 3  ·  Lesson 5  ·  Compare Ratios</w:t>
+      <w:t xml:space="preserve">Unit 3  ·  Lesson 5  ·  Compare Ratio Relationships</w:t>
     </w:r>
   </w:p>
 </w:hdr>

--- a/lessons/3-5/downloads/3-5-notes-teacher.docx
+++ b/lessons/3-5/downloads/3-5-notes-teacher.docx
@@ -1293,7 +1293,7 @@
           <w:sz w:val="22"/>
           <w:szCs w:val="22"/>
         </w:rPr>
-        <w:t xml:space="preserve">__________  —  Decide which ratio is greater, less, or equal by using equivalent ratios or unit rates.</w:t>
+        <w:t xml:space="preserve">Make the ___ match, or find each ___ ___, before deciding which ratio is greater.</w:t>
       </w:r>
     </w:p>
     <w:p>
@@ -1337,7 +1337,7 @@
           <w:sz w:val="22"/>
           <w:szCs w:val="22"/>
         </w:rPr>
-        <w:t xml:space="preserve">__________  —  Two ratios that mean the same thing.</w:t>
+        <w:t xml:space="preserve">Two ratios that make the same comparison are ___ ___.</w:t>
       </w:r>
     </w:p>
     <w:p>

--- a/lessons/3-5/downloads/3-5-notes-teacher.docx
+++ b/lessons/3-5/downloads/3-5-notes-teacher.docx
@@ -219,10 +219,12 @@
     <w:p>
       <w:pPr>
         <w:pStyle w:val="Heading1"/>
+        <w:keepNext/>
+        <w:keepLines/>
         <w:pBdr>
           <w:bottom w:val="single" w:color="1FA6A2" w:sz="14" w:space="6"/>
         </w:pBdr>
-        <w:spacing w:after="140" w:before="260"/>
+        <w:spacing w:after="140" w:before="300"/>
       </w:pPr>
       <w:r>
         <w:rPr>
@@ -1177,10 +1179,12 @@
     <w:p>
       <w:pPr>
         <w:pStyle w:val="Heading1"/>
+        <w:keepNext/>
+        <w:keepLines/>
         <w:pBdr>
           <w:bottom w:val="single" w:color="1FA6A2" w:sz="14" w:space="6"/>
         </w:pBdr>
-        <w:spacing w:after="140" w:before="260"/>
+        <w:spacing w:after="140" w:before="300"/>
       </w:pPr>
       <w:r>
         <w:rPr>
@@ -1276,7 +1280,8 @@
     </w:p>
     <w:p>
       <w:pPr>
-        <w:spacing w:after="120" w:before="80"/>
+        <w:keepLines/>
+        <w:spacing w:after="260" w:before="200"/>
       </w:pPr>
       <w:r>
         <w:rPr>
@@ -1293,78 +1298,55 @@
           <w:sz w:val="22"/>
           <w:szCs w:val="22"/>
         </w:rPr>
-        <w:t xml:space="preserve">Make the ___ match, or find each ___ ___, before deciding which ratio is greater.</w:t>
-      </w:r>
-    </w:p>
-    <w:p>
-      <w:pPr>
-        <w:spacing w:after="120" w:before="80"/>
-      </w:pPr>
-      <w:r>
-        <w:rPr>
-          <w:b/>
-          <w:bCs/>
-          <w:color w:val="12355B"/>
+        <w:t xml:space="preserve">Make the </w:t>
+      </w:r>
+      <w:r>
+        <w:rPr>
           <w:sz w:val="22"/>
           <w:szCs w:val="22"/>
         </w:rPr>
-        <w:t xml:space="preserve">2.  </w:t>
+        <w:t xml:space="preserve">________________</w:t>
       </w:r>
       <w:r>
         <w:rPr>
           <w:sz w:val="22"/>
           <w:szCs w:val="22"/>
         </w:rPr>
-        <w:t xml:space="preserve">A rate that tells the amount for exactly one unit, like 5 miles per 1 hour, is a ___.</w:t>
-      </w:r>
-    </w:p>
-    <w:p>
-      <w:pPr>
-        <w:spacing w:after="120" w:before="80"/>
-      </w:pPr>
-      <w:r>
-        <w:rPr>
-          <w:b/>
-          <w:bCs/>
-          <w:color w:val="12355B"/>
+        <w:t xml:space="preserve"> match, or find each </w:t>
+      </w:r>
+      <w:r>
+        <w:rPr>
           <w:sz w:val="22"/>
           <w:szCs w:val="22"/>
         </w:rPr>
-        <w:t xml:space="preserve">3.  </w:t>
+        <w:t xml:space="preserve">________________</w:t>
       </w:r>
       <w:r>
         <w:rPr>
           <w:sz w:val="22"/>
           <w:szCs w:val="22"/>
         </w:rPr>
-        <w:t xml:space="preserve">Two ratios that make the same comparison are ___ ___.</w:t>
-      </w:r>
-    </w:p>
-    <w:p>
-      <w:pPr>
-        <w:spacing w:after="120" w:before="80"/>
-      </w:pPr>
-      <w:r>
-        <w:rPr>
-          <w:b/>
-          <w:bCs/>
-          <w:color w:val="12355B"/>
+        <w:t xml:space="preserve"> </w:t>
+      </w:r>
+      <w:r>
+        <w:rPr>
           <w:sz w:val="22"/>
           <w:szCs w:val="22"/>
         </w:rPr>
-        <w:t xml:space="preserve">4.  </w:t>
+        <w:t xml:space="preserve">________________</w:t>
       </w:r>
       <w:r>
         <w:rPr>
           <w:sz w:val="22"/>
           <w:szCs w:val="22"/>
         </w:rPr>
-        <w:t xml:space="preserve">To decide which ratio is greater or if they are equal is to ___ them.</w:t>
-      </w:r>
-    </w:p>
-    <w:p>
-      <w:pPr>
-        <w:spacing w:after="120" w:before="80"/>
+        <w:t xml:space="preserve">, before deciding which ratio is greater.</w:t>
+      </w:r>
+    </w:p>
+    <w:p>
+      <w:pPr>
+        <w:keepLines/>
+        <w:spacing w:after="260" w:before="200"/>
       </w:pPr>
       <w:r>
         <w:rPr>
@@ -1374,46 +1356,201 @@
           <w:sz w:val="22"/>
           <w:szCs w:val="22"/>
         </w:rPr>
-        <w:t xml:space="preserve">5.  </w:t>
+        <w:t xml:space="preserve">2.  </w:t>
       </w:r>
       <w:r>
         <w:rPr>
           <w:sz w:val="22"/>
           <w:szCs w:val="22"/>
         </w:rPr>
-        <w:t xml:space="preserve">Writing a ratio in its smallest equal form is to ___ it.</w:t>
-      </w:r>
-    </w:p>
-    <w:p>
-      <w:pPr>
-        <w:spacing w:after="120" w:before="80"/>
-      </w:pPr>
-      <w:r>
-        <w:rPr>
-          <w:b/>
-          <w:bCs/>
-          <w:color w:val="12355B"/>
+        <w:t xml:space="preserve">A rate that tells the amount for exactly one unit, like 5 miles per 1 hour, is a </w:t>
+      </w:r>
+      <w:r>
+        <w:rPr>
           <w:sz w:val="22"/>
           <w:szCs w:val="22"/>
         </w:rPr>
-        <w:t xml:space="preserve">6.  </w:t>
+        <w:t xml:space="preserve">________________</w:t>
       </w:r>
       <w:r>
         <w:rPr>
           <w:sz w:val="22"/>
           <w:szCs w:val="22"/>
         </w:rPr>
-        <w:t xml:space="preserve">A denominator shared by two fractions so they can be compared is a ___.</w:t>
+        <w:t xml:space="preserve">.</w:t>
+      </w:r>
+    </w:p>
+    <w:p>
+      <w:pPr>
+        <w:keepLines/>
+        <w:spacing w:after="260" w:before="200"/>
+      </w:pPr>
+      <w:r>
+        <w:rPr>
+          <w:b/>
+          <w:bCs/>
+          <w:color w:val="12355B"/>
+          <w:sz w:val="22"/>
+          <w:szCs w:val="22"/>
+        </w:rPr>
+        <w:t xml:space="preserve">3.  </w:t>
+      </w:r>
+      <w:r>
+        <w:rPr>
+          <w:sz w:val="22"/>
+          <w:szCs w:val="22"/>
+        </w:rPr>
+        <w:t xml:space="preserve">Two ratios that make the same comparison are </w:t>
+      </w:r>
+      <w:r>
+        <w:rPr>
+          <w:sz w:val="22"/>
+          <w:szCs w:val="22"/>
+        </w:rPr>
+        <w:t xml:space="preserve">________________</w:t>
+      </w:r>
+      <w:r>
+        <w:rPr>
+          <w:sz w:val="22"/>
+          <w:szCs w:val="22"/>
+        </w:rPr>
+        <w:t xml:space="preserve"> </w:t>
+      </w:r>
+      <w:r>
+        <w:rPr>
+          <w:sz w:val="22"/>
+          <w:szCs w:val="22"/>
+        </w:rPr>
+        <w:t xml:space="preserve">________________</w:t>
+      </w:r>
+      <w:r>
+        <w:rPr>
+          <w:sz w:val="22"/>
+          <w:szCs w:val="22"/>
+        </w:rPr>
+        <w:t xml:space="preserve">.</w:t>
+      </w:r>
+    </w:p>
+    <w:p>
+      <w:pPr>
+        <w:keepLines/>
+        <w:spacing w:after="260" w:before="200"/>
+      </w:pPr>
+      <w:r>
+        <w:rPr>
+          <w:b/>
+          <w:bCs/>
+          <w:color w:val="12355B"/>
+          <w:sz w:val="22"/>
+          <w:szCs w:val="22"/>
+        </w:rPr>
+        <w:t xml:space="preserve">4.  </w:t>
+      </w:r>
+      <w:r>
+        <w:rPr>
+          <w:sz w:val="22"/>
+          <w:szCs w:val="22"/>
+        </w:rPr>
+        <w:t xml:space="preserve">To decide which ratio is greater or if they are equal is to </w:t>
+      </w:r>
+      <w:r>
+        <w:rPr>
+          <w:sz w:val="22"/>
+          <w:szCs w:val="22"/>
+        </w:rPr>
+        <w:t xml:space="preserve">________________</w:t>
+      </w:r>
+      <w:r>
+        <w:rPr>
+          <w:sz w:val="22"/>
+          <w:szCs w:val="22"/>
+        </w:rPr>
+        <w:t xml:space="preserve"> them.</w:t>
+      </w:r>
+    </w:p>
+    <w:p>
+      <w:pPr>
+        <w:keepLines/>
+        <w:spacing w:after="260" w:before="200"/>
+      </w:pPr>
+      <w:r>
+        <w:rPr>
+          <w:b/>
+          <w:bCs/>
+          <w:color w:val="12355B"/>
+          <w:sz w:val="22"/>
+          <w:szCs w:val="22"/>
+        </w:rPr>
+        <w:t xml:space="preserve">5.  </w:t>
+      </w:r>
+      <w:r>
+        <w:rPr>
+          <w:sz w:val="22"/>
+          <w:szCs w:val="22"/>
+        </w:rPr>
+        <w:t xml:space="preserve">Writing a ratio in its smallest equal form is to </w:t>
+      </w:r>
+      <w:r>
+        <w:rPr>
+          <w:sz w:val="22"/>
+          <w:szCs w:val="22"/>
+        </w:rPr>
+        <w:t xml:space="preserve">________________</w:t>
+      </w:r>
+      <w:r>
+        <w:rPr>
+          <w:sz w:val="22"/>
+          <w:szCs w:val="22"/>
+        </w:rPr>
+        <w:t xml:space="preserve"> it.</w:t>
+      </w:r>
+    </w:p>
+    <w:p>
+      <w:pPr>
+        <w:keepLines/>
+        <w:spacing w:after="260" w:before="200"/>
+      </w:pPr>
+      <w:r>
+        <w:rPr>
+          <w:b/>
+          <w:bCs/>
+          <w:color w:val="12355B"/>
+          <w:sz w:val="22"/>
+          <w:szCs w:val="22"/>
+        </w:rPr>
+        <w:t xml:space="preserve">6.  </w:t>
+      </w:r>
+      <w:r>
+        <w:rPr>
+          <w:sz w:val="22"/>
+          <w:szCs w:val="22"/>
+        </w:rPr>
+        <w:t xml:space="preserve">A denominator shared by two fractions so they can be compared is a </w:t>
+      </w:r>
+      <w:r>
+        <w:rPr>
+          <w:sz w:val="22"/>
+          <w:szCs w:val="22"/>
+        </w:rPr>
+        <w:t xml:space="preserve">________________</w:t>
+      </w:r>
+      <w:r>
+        <w:rPr>
+          <w:sz w:val="22"/>
+          <w:szCs w:val="22"/>
+        </w:rPr>
+        <w:t xml:space="preserve">.</w:t>
       </w:r>
     </w:p>
     <w:p>
       <w:pPr>
         <w:pStyle w:val="Heading1"/>
-        <w:pageBreakBefore/>
+        <w:keepNext/>
+        <w:keepLines/>
         <w:pBdr>
           <w:bottom w:val="single" w:color="1FA6A2" w:sz="14" w:space="6"/>
         </w:pBdr>
-        <w:spacing w:after="140" w:before="0"/>
+        <w:spacing w:after="140" w:before="300"/>
       </w:pPr>
       <w:r>
         <w:rPr>
@@ -2694,11 +2831,12 @@
     <w:p>
       <w:pPr>
         <w:pStyle w:val="Heading1"/>
-        <w:pageBreakBefore/>
+        <w:keepNext/>
+        <w:keepLines/>
         <w:pBdr>
           <w:bottom w:val="single" w:color="1FA6A2" w:sz="14" w:space="6"/>
         </w:pBdr>
-        <w:spacing w:after="140" w:before="0"/>
+        <w:spacing w:after="140" w:before="300"/>
       </w:pPr>
       <w:r>
         <w:rPr>
@@ -3060,11 +3198,12 @@
     <w:p>
       <w:pPr>
         <w:pStyle w:val="Heading1"/>
-        <w:pageBreakBefore/>
+        <w:keepNext/>
+        <w:keepLines/>
         <w:pBdr>
           <w:bottom w:val="single" w:color="1FA6A2" w:sz="14" w:space="6"/>
         </w:pBdr>
-        <w:spacing w:after="140" w:before="0"/>
+        <w:spacing w:after="140" w:before="300"/>
       </w:pPr>
       <w:r>
         <w:rPr>
@@ -3797,11 +3936,12 @@
     <w:p>
       <w:pPr>
         <w:pStyle w:val="Heading1"/>
-        <w:pageBreakBefore/>
+        <w:keepNext/>
+        <w:keepLines/>
         <w:pBdr>
           <w:bottom w:val="single" w:color="1FA6A2" w:sz="14" w:space="6"/>
         </w:pBdr>
-        <w:spacing w:after="140" w:before="0"/>
+        <w:spacing w:after="140" w:before="300"/>
       </w:pPr>
       <w:r>
         <w:rPr>
@@ -4412,11 +4552,12 @@
     <w:p>
       <w:pPr>
         <w:pStyle w:val="Heading1"/>
-        <w:pageBreakBefore/>
+        <w:keepNext/>
+        <w:keepLines/>
         <w:pBdr>
           <w:bottom w:val="single" w:color="1FA6A2" w:sz="14" w:space="6"/>
         </w:pBdr>
-        <w:spacing w:after="140" w:before="0"/>
+        <w:spacing w:after="140" w:before="300"/>
       </w:pPr>
       <w:r>
         <w:rPr>
@@ -4529,6 +4670,8 @@
     <w:p>
       <w:pPr>
         <w:pStyle w:val="Heading1"/>
+        <w:keepNext/>
+        <w:keepLines/>
         <w:pageBreakBefore/>
         <w:pBdr>
           <w:bottom w:val="single" w:color="1FA6A2" w:sz="14" w:space="6"/>

--- a/lessons/3-5/downloads/3-5-notes-teacher.docx
+++ b/lessons/3-5/downloads/3-5-notes-teacher.docx
@@ -991,7 +991,7 @@
                 <w:sz w:val="21"/>
                 <w:szCs w:val="21"/>
               </w:rPr>
-              <w:t xml:space="preserve">To make a ratio as small as possible while keeping the same comparison.</w:t>
+              <w:t xml:space="preserve">To write a ratio with smaller numbers that still compares the same way. 6:8 and 3:4 are the same ratio.</w:t>
             </w:r>
           </w:p>
           <w:p>
@@ -1488,7 +1488,7 @@
           <w:sz w:val="22"/>
           <w:szCs w:val="22"/>
         </w:rPr>
-        <w:t xml:space="preserve">Writing a ratio in its smallest equal form is to </w:t>
+        <w:t xml:space="preserve">Writing a ratio with smaller numbers that compares the same way, like 6:9 = 2:3, is to </w:t>
       </w:r>
       <w:r>
         <w:rPr>
@@ -1561,47 +1561,6 @@
           <w:szCs w:val="30"/>
         </w:rPr>
         <w:t xml:space="preserve">Write About the Math</w:t>
-      </w:r>
-    </w:p>
-    <w:p>
-      <w:pPr>
-        <w:spacing w:after="100"/>
-      </w:pPr>
-      <w:r>
-        <w:rPr>
-          <w:i/>
-          <w:iCs/>
-          <w:color w:val="5F6F80"/>
-          <w:sz w:val="19"/>
-          <w:szCs w:val="19"/>
-        </w:rPr>
-        <w:t xml:space="preserve">Use the support level you need. Every level answers the same math question.</w:t>
-      </w:r>
-    </w:p>
-    <w:p>
-      <w:pPr>
-        <w:pStyle w:val="Heading2"/>
-        <w:spacing w:after="80" w:before="180"/>
-      </w:pPr>
-      <w:r>
-        <w:rPr>
-          <w:b/>
-          <w:bCs/>
-          <w:color w:val="12355B"/>
-          <w:sz w:val="24"/>
-          <w:szCs w:val="24"/>
-        </w:rPr>
-        <w:t xml:space="preserve">1. Understand the Question</w:t>
-      </w:r>
-      <w:r>
-        <w:rPr>
-          <w:i/>
-          <w:iCs/>
-          <w:color w:val="B97A12"/>
-          <w:sz w:val="19"/>
-          <w:szCs w:val="19"/>
-        </w:rPr>
-        <w:t xml:space="preserve">   explain</w:t>
       </w:r>
     </w:p>
     <w:tbl>
@@ -1643,71 +1602,27 @@
               <w:t xml:space="preserve">Two pizza shops are running deals. Mario's Pizza sells 2 large pizzas for $18. Sal's Pizza sells 3 large pizzas for $25. A school needs to buy pizza for a class party and wants to get the best deal per pizza?</w:t>
             </w:r>
           </w:p>
-          <w:p>
-            <w:pPr>
-              <w:spacing w:after="0"/>
-            </w:pPr>
-            <w:r>
-              <w:rPr>
-                <w:b/>
-                <w:bCs/>
-                <w:color w:val="12355B"/>
-                <w:sz w:val="20"/>
-                <w:szCs w:val="20"/>
-              </w:rPr>
-              <w:t xml:space="preserve">Your job:  </w:t>
-            </w:r>
-            <w:r>
-              <w:rPr>
-                <w:sz w:val="20"/>
-                <w:szCs w:val="20"/>
-              </w:rPr>
-              <w:t xml:space="preserve">Answer the question. Use math evidence. Explain how the evidence proves your answer.</w:t>
-            </w:r>
-            <w:r>
-              <w:rPr>
-                <w:i/>
-                <w:iCs/>
-                <w:color w:val="5F6F80"/>
-                <w:sz w:val="18"/>
-                <w:szCs w:val="18"/>
-              </w:rPr>
-              <w:br/>
-              <w:t xml:space="preserve">Responde la pregunta. Usa evidencia matemática. Explica cómo la evidencia demuestra tu respuesta.</w:t>
-            </w:r>
-          </w:p>
         </w:tc>
       </w:tr>
     </w:tbl>
     <w:p>
       <w:pPr>
-        <w:pStyle w:val="Heading2"/>
-        <w:spacing w:after="80" w:before="180"/>
-      </w:pPr>
-      <w:r>
-        <w:rPr>
-          <w:b/>
-          <w:bCs/>
-          <w:color w:val="12355B"/>
-          <w:sz w:val="24"/>
-          <w:szCs w:val="24"/>
-        </w:rPr>
-        <w:t xml:space="preserve">2. Plan Your Math Words</w:t>
-      </w:r>
+        <w:spacing w:after="100"/>
+      </w:pPr>
       <w:r>
         <w:rPr>
           <w:i/>
           <w:iCs/>
-          <w:color w:val="1FA6A2"/>
+          <w:color w:val="5F6F80"/>
           <w:sz w:val="19"/>
           <w:szCs w:val="19"/>
         </w:rPr>
-        <w:t xml:space="preserve">   check at least two</w:t>
-      </w:r>
-    </w:p>
-    <w:p>
-      <w:pPr>
-        <w:spacing w:after="60"/>
+        <w:t xml:space="preserve">Say your answer to a partner first. Then write it, using at least two of these words:</w:t>
+      </w:r>
+    </w:p>
+    <w:p>
+      <w:pPr>
+        <w:spacing w:after="40"/>
       </w:pPr>
       <w:r>
         <w:rPr>
@@ -1727,14 +1642,7 @@
           <w:sz w:val="20"/>
           <w:szCs w:val="20"/>
         </w:rPr>
-        <w:t xml:space="preserve">Compare Ratios — </w:t>
-      </w:r>
-      <w:r>
-        <w:rPr>
-          <w:sz w:val="20"/>
-          <w:szCs w:val="20"/>
-        </w:rPr>
-        <w:t xml:space="preserve">Decide which ratio is greater, less, or equal by using equivalent ratios or unit rates.</w:t>
+        <w:t xml:space="preserve">Unit rate</w:t>
       </w:r>
       <w:r>
         <w:rPr>
@@ -1744,13 +1652,12 @@
           <w:sz w:val="18"/>
           <w:szCs w:val="18"/>
         </w:rPr>
-        <w:br/>
-        <w:t xml:space="preserve">Comparar razones — Decidir cuál razón es mayor, menor o igual usando razones equivalentes o tasas unitarias.</w:t>
-      </w:r>
-    </w:p>
-    <w:p>
-      <w:pPr>
-        <w:spacing w:after="60"/>
+        <w:t xml:space="preserve">  ·  Tasa unitaria</w:t>
+      </w:r>
+    </w:p>
+    <w:p>
+      <w:pPr>
+        <w:spacing w:after="40"/>
       </w:pPr>
       <w:r>
         <w:rPr>
@@ -1770,14 +1677,7 @@
           <w:sz w:val="20"/>
           <w:szCs w:val="20"/>
         </w:rPr>
-        <w:t xml:space="preserve">Unit rate — </w:t>
-      </w:r>
-      <w:r>
-        <w:rPr>
-          <w:sz w:val="20"/>
-          <w:szCs w:val="20"/>
-        </w:rPr>
-        <w:t xml:space="preserve">A rate for just 1 of something, like cost for 1 item.</w:t>
+        <w:t xml:space="preserve">Equivalent ratio</w:t>
       </w:r>
       <w:r>
         <w:rPr>
@@ -1787,13 +1687,12 @@
           <w:sz w:val="18"/>
           <w:szCs w:val="18"/>
         </w:rPr>
-        <w:br/>
-        <w:t xml:space="preserve">Tasa unitaria — Una tasa para solo 1 de algo, como el precio de 1 artículo.</w:t>
-      </w:r>
-    </w:p>
-    <w:p>
-      <w:pPr>
-        <w:spacing w:after="60"/>
+        <w:t xml:space="preserve">  ·  Razón equivalente</w:t>
+      </w:r>
+    </w:p>
+    <w:p>
+      <w:pPr>
+        <w:spacing w:after="40"/>
       </w:pPr>
       <w:r>
         <w:rPr>
@@ -1813,14 +1712,7 @@
           <w:sz w:val="20"/>
           <w:szCs w:val="20"/>
         </w:rPr>
-        <w:t xml:space="preserve">Equivalent ratio — </w:t>
-      </w:r>
-      <w:r>
-        <w:rPr>
-          <w:sz w:val="20"/>
-          <w:szCs w:val="20"/>
-        </w:rPr>
-        <w:t xml:space="preserve">Two ratios that mean the same thing.</w:t>
+        <w:t xml:space="preserve">Compare</w:t>
       </w:r>
       <w:r>
         <w:rPr>
@@ -1830,13 +1722,12 @@
           <w:sz w:val="18"/>
           <w:szCs w:val="18"/>
         </w:rPr>
-        <w:br/>
-        <w:t xml:space="preserve">Razón equivalente — Dos razones que significan lo mismo.</w:t>
-      </w:r>
-    </w:p>
-    <w:p>
-      <w:pPr>
-        <w:spacing w:after="60"/>
+        <w:t xml:space="preserve">  ·  Comparar</w:t>
+      </w:r>
+    </w:p>
+    <w:p>
+      <w:pPr>
+        <w:spacing w:after="40"/>
       </w:pPr>
       <w:r>
         <w:rPr>
@@ -1856,14 +1747,7 @@
           <w:sz w:val="20"/>
           <w:szCs w:val="20"/>
         </w:rPr>
-        <w:t xml:space="preserve">Compare — </w:t>
-      </w:r>
-      <w:r>
-        <w:rPr>
-          <w:sz w:val="20"/>
-          <w:szCs w:val="20"/>
-        </w:rPr>
-        <w:t xml:space="preserve">To look at ratios and see which is bigger, smaller, or equal.</w:t>
+        <w:t xml:space="preserve">Simplify</w:t>
       </w:r>
       <w:r>
         <w:rPr>
@@ -1873,13 +1757,12 @@
           <w:sz w:val="18"/>
           <w:szCs w:val="18"/>
         </w:rPr>
-        <w:br/>
-        <w:t xml:space="preserve">Comparar — Mirar razones para ver cuál es mayor, menor o igual.</w:t>
-      </w:r>
-    </w:p>
-    <w:p>
-      <w:pPr>
-        <w:spacing w:after="60"/>
+        <w:t xml:space="preserve">  ·  Simplificar</w:t>
+      </w:r>
+    </w:p>
+    <w:p>
+      <w:pPr>
+        <w:spacing w:after="40"/>
       </w:pPr>
       <w:r>
         <w:rPr>
@@ -1899,14 +1782,7 @@
           <w:sz w:val="20"/>
           <w:szCs w:val="20"/>
         </w:rPr>
-        <w:t xml:space="preserve">Simplify — </w:t>
-      </w:r>
-      <w:r>
-        <w:rPr>
-          <w:sz w:val="20"/>
-          <w:szCs w:val="20"/>
-        </w:rPr>
-        <w:t xml:space="preserve">To make a ratio as small as possible while keeping the same comparison.</w:t>
+        <w:t xml:space="preserve">Common denominator</w:t>
       </w:r>
       <w:r>
         <w:rPr>
@@ -1916,109 +1792,7 @@
           <w:sz w:val="18"/>
           <w:szCs w:val="18"/>
         </w:rPr>
-        <w:br/>
-        <w:t xml:space="preserve">Simplificar — Hacer una razón lo más pequeña posible sin cambiar la comparación.</w:t>
-      </w:r>
-    </w:p>
-    <w:tbl>
-      <w:tblPr>
-        <w:tblW w:type="pct" w:w="100%"/>
-        <w:tblBorders>
-          <w:top w:val="single" w:color="1FA6A2" w:sz="8"/>
-          <w:left w:val="single" w:color="1FA6A2" w:sz="8"/>
-          <w:bottom w:val="single" w:color="1FA6A2" w:sz="8"/>
-          <w:right w:val="single" w:color="1FA6A2" w:sz="8"/>
-          <w:insideH w:val="single" w:color="auto" w:sz="4"/>
-          <w:insideV w:val="single" w:color="auto" w:sz="4"/>
-        </w:tblBorders>
-      </w:tblPr>
-      <w:tblGrid>
-        <w:gridCol w:w="100"/>
-      </w:tblGrid>
-      <w:tr>
-        <w:tc>
-          <w:tcPr>
-            <w:shd w:fill="F7FFFD" w:color="auto" w:val="clear"/>
-            <w:tcMar>
-              <w:top w:type="dxa" w:w="120"/>
-              <w:left w:type="dxa" w:w="180"/>
-              <w:bottom w:type="dxa" w:w="120"/>
-              <w:right w:type="dxa" w:w="180"/>
-            </w:tcMar>
-          </w:tcPr>
-          <w:p>
-            <w:pPr>
-              <w:spacing w:after="50"/>
-            </w:pPr>
-            <w:r>
-              <w:rPr>
-                <w:b/>
-                <w:bCs/>
-                <w:color w:val="1FA6A2"/>
-                <w:sz w:val="20"/>
-                <w:szCs w:val="20"/>
-              </w:rPr>
-              <w:t xml:space="preserve">Say it first:  </w:t>
-            </w:r>
-            <w:r>
-              <w:rPr>
-                <w:sz w:val="20"/>
-                <w:szCs w:val="20"/>
-              </w:rPr>
-              <w:t xml:space="preserve">Say your idea to a partner or quietly to yourself before you write.</w:t>
-            </w:r>
-          </w:p>
-          <w:p>
-            <w:pPr>
-              <w:spacing w:after="60"/>
-            </w:pPr>
-            <w:r>
-              <w:rPr>
-                <w:color w:val="1A2733"/>
-                <w:sz w:val="21"/>
-                <w:szCs w:val="21"/>
-              </w:rPr>
-              <w:t xml:space="preserve">Mario's costs ___ per pizza and Sal's costs about ___ per pizza, so the better deal is ___.</w:t>
-            </w:r>
-            <w:r>
-              <w:rPr>
-                <w:i/>
-                <w:iCs/>
-                <w:color w:val="5F6F80"/>
-                <w:sz w:val="19"/>
-                <w:szCs w:val="19"/>
-              </w:rPr>
-              <w:br/>
-              <w:t xml:space="preserve">Di tu respuesta primero: Mi respuesta es ___ porque ___.</w:t>
-            </w:r>
-          </w:p>
-        </w:tc>
-      </w:tr>
-    </w:tbl>
-    <w:p>
-      <w:pPr>
-        <w:pStyle w:val="Heading2"/>
-        <w:spacing w:after="80" w:before="180"/>
-      </w:pPr>
-      <w:r>
-        <w:rPr>
-          <w:b/>
-          <w:bCs/>
-          <w:color w:val="12355B"/>
-          <w:sz w:val="24"/>
-          <w:szCs w:val="24"/>
-        </w:rPr>
-        <w:t xml:space="preserve">3. Build Your Explanation</w:t>
-      </w:r>
-      <w:r>
-        <w:rPr>
-          <w:i/>
-          <w:iCs/>
-          <w:color w:val="B97A12"/>
-          <w:sz w:val="19"/>
-          <w:szCs w:val="19"/>
-        </w:rPr>
-        <w:t xml:space="preserve">   choose your support</w:t>
+        <w:t xml:space="preserve">  ·  Denominador común</w:t>
       </w:r>
     </w:p>
     <w:tbl>
@@ -2049,21 +1823,6 @@
           </w:tcPr>
           <w:p>
             <w:pPr>
-              <w:spacing w:after="50"/>
-            </w:pPr>
-            <w:r>
-              <w:rPr>
-                <w:i/>
-                <w:iCs/>
-                <w:color w:val="5F6F80"/>
-                <w:sz w:val="19"/>
-                <w:szCs w:val="19"/>
-              </w:rPr>
-              <w:t xml:space="preserve">This model shows the parts of an explanation. It does not answer your writing question.</w:t>
-            </w:r>
-          </w:p>
-          <w:p>
-            <w:pPr>
               <w:spacing w:after="80"/>
             </w:pPr>
             <w:r>
@@ -2074,58 +1833,14 @@
                 <w:sz w:val="19"/>
                 <w:szCs w:val="19"/>
               </w:rPr>
-              <w:t xml:space="preserve">Claim:  </w:t>
+              <w:t xml:space="preserve">Model:  </w:t>
             </w:r>
             <w:r>
               <w:rPr>
                 <w:sz w:val="19"/>
                 <w:szCs w:val="19"/>
               </w:rPr>
-              <w:t xml:space="preserve">You can't compare fairly until the ratios share the same amount of milk or you find cocoa per 1 oz.</w:t>
-            </w:r>
-          </w:p>
-          <w:p>
-            <w:pPr>
-              <w:spacing w:after="80"/>
-            </w:pPr>
-            <w:r>
-              <w:rPr>
-                <w:b/>
-                <w:bCs/>
-                <w:color w:val="12355B"/>
-                <w:sz w:val="19"/>
-                <w:szCs w:val="19"/>
-              </w:rPr>
-              <w:t xml:space="preserve">Evidence:  </w:t>
-            </w:r>
-            <w:r>
-              <w:rPr>
-                <w:sz w:val="19"/>
-                <w:szCs w:val="19"/>
-              </w:rPr>
-              <w:t xml:space="preserve">Students recognize that 3:5 and 4:7 have different milk amounts, so a fair comparison needs equal milk (a common amount) or a unit rate (cocoa per 1 oz).</w:t>
-            </w:r>
-          </w:p>
-          <w:p>
-            <w:pPr>
-              <w:spacing w:after="80"/>
-            </w:pPr>
-            <w:r>
-              <w:rPr>
-                <w:b/>
-                <w:bCs/>
-                <w:color w:val="12355B"/>
-                <w:sz w:val="19"/>
-                <w:szCs w:val="19"/>
-              </w:rPr>
-              <w:t xml:space="preserve">Reasoning:  </w:t>
-            </w:r>
-            <w:r>
-              <w:rPr>
-                <w:sz w:val="19"/>
-                <w:szCs w:val="19"/>
-              </w:rPr>
-              <w:t xml:space="preserve">This evidence connects the definition of compare to the mathematical claim.</w:t>
+              <w:t xml:space="preserve">When both ratios share 35 oz of milk, you only have to compare the cocoa amounts. — Students explain that equal milk (35 oz) makes the comparison fair, so 21 tbsp &gt; 20 tbsp means Chef Reyes is more chocolatey.</w:t>
             </w:r>
           </w:p>
         </w:tc>
@@ -2204,7 +1919,7 @@
           <w:sz w:val="21"/>
           <w:szCs w:val="21"/>
         </w:rPr>
-        <w:t xml:space="preserve">My answer is ___.</w:t>
+        <w:t xml:space="preserve">My answer is ___ because ___.</w:t>
       </w:r>
       <w:r>
         <w:rPr>
@@ -2215,7 +1930,7 @@
           <w:szCs w:val="19"/>
         </w:rPr>
         <w:br/>
-        <w:t xml:space="preserve">Mi respuesta es ___.</w:t>
+        <w:t xml:space="preserve">Mi respuesta es ___ porque ___.</w:t>
       </w:r>
     </w:p>
     <w:tbl>
@@ -2355,7 +2070,7 @@
           <w:sz w:val="21"/>
           <w:szCs w:val="21"/>
         </w:rPr>
-        <w:t xml:space="preserve">I know because ___.</w:t>
+        <w:t xml:space="preserve">My evidence is ___, so ___.</w:t>
       </w:r>
       <w:r>
         <w:rPr>
@@ -2366,31 +2081,7 @@
           <w:szCs w:val="19"/>
         </w:rPr>
         <w:br/>
-        <w:t xml:space="preserve">Lo sé porque ___.</w:t>
-      </w:r>
-    </w:p>
-    <w:p>
-      <w:pPr>
-        <w:spacing w:after="60"/>
-      </w:pPr>
-      <w:r>
-        <w:rPr>
-          <w:color w:val="1A2733"/>
-          <w:sz w:val="21"/>
-          <w:szCs w:val="21"/>
-        </w:rPr>
-        <w:t xml:space="preserve">So ___.</w:t>
-      </w:r>
-      <w:r>
-        <w:rPr>
-          <w:i/>
-          <w:iCs/>
-          <w:color w:val="5F6F80"/>
-          <w:sz w:val="19"/>
-          <w:szCs w:val="19"/>
-        </w:rPr>
-        <w:br/>
-        <w:t xml:space="preserve">Entonces ___.</w:t>
+        <w:t xml:space="preserve">Mi evidencia es ___, entonces ___.</w:t>
       </w:r>
     </w:p>
     <w:tbl>
@@ -2496,78 +2187,6 @@
         <w:t xml:space="preserve">Escribe una afirmación, da evidencia matemática y explica tu razonamiento.</w:t>
       </w:r>
     </w:p>
-    <w:p>
-      <w:pPr>
-        <w:spacing w:after="60"/>
-      </w:pPr>
-      <w:r>
-        <w:rPr>
-          <w:color w:val="1A2733"/>
-          <w:sz w:val="21"/>
-          <w:szCs w:val="21"/>
-        </w:rPr>
-        <w:t xml:space="preserve">My claim is ___.</w:t>
-      </w:r>
-      <w:r>
-        <w:rPr>
-          <w:i/>
-          <w:iCs/>
-          <w:color w:val="5F6F80"/>
-          <w:sz w:val="19"/>
-          <w:szCs w:val="19"/>
-        </w:rPr>
-        <w:br/>
-        <w:t xml:space="preserve">Mi afirmación es ___.</w:t>
-      </w:r>
-    </w:p>
-    <w:p>
-      <w:pPr>
-        <w:spacing w:after="60"/>
-      </w:pPr>
-      <w:r>
-        <w:rPr>
-          <w:color w:val="1A2733"/>
-          <w:sz w:val="21"/>
-          <w:szCs w:val="21"/>
-        </w:rPr>
-        <w:t xml:space="preserve">My math evidence is ___.</w:t>
-      </w:r>
-      <w:r>
-        <w:rPr>
-          <w:i/>
-          <w:iCs/>
-          <w:color w:val="5F6F80"/>
-          <w:sz w:val="19"/>
-          <w:szCs w:val="19"/>
-        </w:rPr>
-        <w:br/>
-        <w:t xml:space="preserve">Mi evidencia matemática es ___.</w:t>
-      </w:r>
-    </w:p>
-    <w:p>
-      <w:pPr>
-        <w:spacing w:after="60"/>
-      </w:pPr>
-      <w:r>
-        <w:rPr>
-          <w:color w:val="1A2733"/>
-          <w:sz w:val="21"/>
-          <w:szCs w:val="21"/>
-        </w:rPr>
-        <w:t xml:space="preserve">This proves ___ because ___.</w:t>
-      </w:r>
-      <w:r>
-        <w:rPr>
-          <w:i/>
-          <w:iCs/>
-          <w:color w:val="5F6F80"/>
-          <w:sz w:val="19"/>
-          <w:szCs w:val="19"/>
-        </w:rPr>
-        <w:br/>
-        <w:t xml:space="preserve">Esto demuestra ___ porque ___.</w:t>
-      </w:r>
-    </w:p>
     <w:tbl>
       <w:tblPr>
         <w:tblW w:type="pct" w:w="100%"/>
@@ -2650,7 +2269,7 @@
           <w:sz w:val="24"/>
           <w:szCs w:val="24"/>
         </w:rPr>
-        <w:t xml:space="preserve">4. Check Your Explanation</w:t>
+        <w:t xml:space="preserve">Check Your Explanation</w:t>
       </w:r>
       <w:r>
         <w:rPr>
@@ -2660,7 +2279,7 @@
           <w:sz w:val="19"/>
           <w:szCs w:val="19"/>
         </w:rPr>
-        <w:t xml:space="preserve">   five quick checks</w:t>
+        <w:t xml:space="preserve">   three quick checks</w:t>
       </w:r>
     </w:p>
     <w:p>
@@ -2684,17 +2303,6 @@
         </w:rPr>
         <w:t xml:space="preserve">I answered the question.</w:t>
       </w:r>
-      <w:r>
-        <w:rPr>
-          <w:i/>
-          <w:iCs/>
-          <w:color w:val="5F6F80"/>
-          <w:sz w:val="18"/>
-          <w:szCs w:val="18"/>
-        </w:rPr>
-        <w:br/>
-        <w:t xml:space="preserve">Respondí la pregunta.</w:t>
-      </w:r>
     </w:p>
     <w:p>
       <w:pPr>
@@ -2715,18 +2323,7 @@
           <w:sz w:val="20"/>
           <w:szCs w:val="20"/>
         </w:rPr>
-        <w:t xml:space="preserve">I used math evidence: numbers, an equation, a model, or a comparison.</w:t>
-      </w:r>
-      <w:r>
-        <w:rPr>
-          <w:i/>
-          <w:iCs/>
-          <w:color w:val="5F6F80"/>
-          <w:sz w:val="18"/>
-          <w:szCs w:val="18"/>
-        </w:rPr>
-        <w:br/>
-        <w:t xml:space="preserve">Usé evidencia matemática: números, una ecuación, un modelo o una comparación.</w:t>
+        <w:t xml:space="preserve">I used math evidence: numbers, an equation, or a model.</w:t>
       </w:r>
     </w:p>
     <w:p>
@@ -2748,84 +2345,7 @@
           <w:sz w:val="20"/>
           <w:szCs w:val="20"/>
         </w:rPr>
-        <w:t xml:space="preserve">I explained how the evidence proves my answer.</w:t>
-      </w:r>
-      <w:r>
-        <w:rPr>
-          <w:i/>
-          <w:iCs/>
-          <w:color w:val="5F6F80"/>
-          <w:sz w:val="18"/>
-          <w:szCs w:val="18"/>
-        </w:rPr>
-        <w:br/>
-        <w:t xml:space="preserve">Expliqué cómo la evidencia demuestra mi respuesta.</w:t>
-      </w:r>
-    </w:p>
-    <w:p>
-      <w:pPr>
-        <w:spacing w:after="80"/>
-      </w:pPr>
-      <w:r>
-        <w:rPr>
-          <w:b/>
-          <w:bCs/>
-          <w:color w:val="1FA6A2"/>
-          <w:sz w:val="22"/>
-          <w:szCs w:val="22"/>
-        </w:rPr>
-        <w:t xml:space="preserve">☐  </w:t>
-      </w:r>
-      <w:r>
-        <w:rPr>
-          <w:sz w:val="20"/>
-          <w:szCs w:val="20"/>
-        </w:rPr>
         <w:t xml:space="preserve">I used at least two math words.</w:t>
-      </w:r>
-      <w:r>
-        <w:rPr>
-          <w:i/>
-          <w:iCs/>
-          <w:color w:val="5F6F80"/>
-          <w:sz w:val="18"/>
-          <w:szCs w:val="18"/>
-        </w:rPr>
-        <w:br/>
-        <w:t xml:space="preserve">Usé por lo menos dos palabras matemáticas.</w:t>
-      </w:r>
-    </w:p>
-    <w:p>
-      <w:pPr>
-        <w:spacing w:after="80"/>
-      </w:pPr>
-      <w:r>
-        <w:rPr>
-          <w:b/>
-          <w:bCs/>
-          <w:color w:val="1FA6A2"/>
-          <w:sz w:val="22"/>
-          <w:szCs w:val="22"/>
-        </w:rPr>
-        <w:t xml:space="preserve">☐  </w:t>
-      </w:r>
-      <w:r>
-        <w:rPr>
-          <w:sz w:val="20"/>
-          <w:szCs w:val="20"/>
-        </w:rPr>
-        <w:t xml:space="preserve">I reread complete sentences and punctuation.</w:t>
-      </w:r>
-      <w:r>
-        <w:rPr>
-          <w:i/>
-          <w:iCs/>
-          <w:color w:val="5F6F80"/>
-          <w:sz w:val="18"/>
-          <w:szCs w:val="18"/>
-        </w:rPr>
-        <w:br/>
-        <w:t xml:space="preserve">Volví a leer mis oraciones completas y la puntuación.</w:t>
       </w:r>
     </w:p>
     <w:p>
@@ -2903,6 +2423,21 @@
           </w:tcPr>
           <w:p>
             <w:pPr>
+              <w:spacing w:after="60"/>
+            </w:pPr>
+            <w:r>
+              <w:rPr>
+                <w:b/>
+                <w:bCs/>
+                <w:color w:val="12355B"/>
+                <w:sz w:val="22"/>
+                <w:szCs w:val="22"/>
+              </w:rPr>
+              <w:t xml:space="preserve">Purple Paint Mixture</w:t>
+            </w:r>
+          </w:p>
+          <w:p>
+            <w:pPr>
               <w:spacing w:after="0"/>
             </w:pPr>
             <w:r>
@@ -2910,7 +2445,7 @@
                 <w:sz w:val="21"/>
                 <w:szCs w:val="21"/>
               </w:rPr>
-              <w:t xml:space="preserve">Chef Academy is holding a Flavor Challenge! Chef Reyes's hot cocoa recipe uses 3 tablespoons of cocoa for every 5 ounces of milk. Chef Tran's recipe uses 4 tablespoons of cocoa for every 7 ounces of milk. The students need to figure out whose hot cocoa is more chocolatey. How can they compare the two recipes fairly?</w:t>
+              <w:t xml:space="preserve">Two friends used the paint shown to create shades of purple paint. Whose mixture contains the most blue paint?</w:t>
             </w:r>
           </w:p>
         </w:tc>
@@ -3640,54 +3175,7 @@
           <w:sz w:val="21"/>
           <w:szCs w:val="21"/>
         </w:rPr>
-        <w:t xml:space="preserve">Chef Reyes uses 3 tbsp cocoa for every 5 oz of milk, and Chef Tran uses 4 tbsp for every 7 oz. Can you tell whose cocoa is more chocolatey just by looking at the numbers? Why or why not?</w:t>
-      </w:r>
-    </w:p>
-    <w:p>
-      <w:pPr>
-        <w:spacing w:after="60"/>
-      </w:pPr>
-      <w:r>
-        <w:rPr>
-          <w:color w:val="1A2733"/>
-          <w:sz w:val="21"/>
-          <w:szCs w:val="21"/>
-        </w:rPr>
-        <w:t xml:space="preserve">Start with:  You ___ tell just by looking because the ___ amounts are different.</w:t>
-      </w:r>
-      <w:r>
-        <w:rPr>
-          <w:i/>
-          <w:iCs/>
-          <w:color w:val="5F6F80"/>
-          <w:sz w:val="19"/>
-          <w:szCs w:val="19"/>
-        </w:rPr>
-        <w:br/>
-        <w:t xml:space="preserve">___ se puede saber solo mirando porque las cantidades de ___ son diferentes.</w:t>
-      </w:r>
-    </w:p>
-    <w:p>
-      <w:pPr>
-        <w:spacing w:after="80"/>
-      </w:pPr>
-      <w:r>
-        <w:rPr>
-          <w:b/>
-          <w:bCs/>
-          <w:color w:val="12355B"/>
-          <w:sz w:val="19"/>
-          <w:szCs w:val="19"/>
-        </w:rPr>
-        <w:t xml:space="preserve">Word bank:  </w:t>
-      </w:r>
-      <w:r>
-        <w:rPr>
-          <w:color w:val="1FA6A2"/>
-          <w:sz w:val="19"/>
-          <w:szCs w:val="19"/>
-        </w:rPr>
-        <w:t xml:space="preserve">ratio,  compare,  unit rate,  equivalent ratio,  fair</w:t>
+        <w:t xml:space="preserve">Reginald used 3 red and 3 blue cans; Anwar used 2 red and 3 blue. Why is 'who used more blue cans' a different question from 'whose paint is more blue'?</w:t>
       </w:r>
     </w:p>
     <w:p>
@@ -5195,7 +4683,7 @@
           <w:sz w:val="20"/>
           <w:szCs w:val="20"/>
         </w:rPr>
-        <w:t xml:space="preserve">☐  I answered the question.</w:t>
+        <w:t xml:space="preserve">☐  The answer to the math question is correct.</w:t>
       </w:r>
     </w:p>
     <w:p>
@@ -5207,7 +4695,7 @@
           <w:sz w:val="20"/>
           <w:szCs w:val="20"/>
         </w:rPr>
-        <w:t xml:space="preserve">☐  I used math evidence: numbers, an equation, a model, or a comparison.</w:t>
+        <w:t xml:space="preserve">☐  The evidence is real lesson mathematics (numbers, equation, or model), not restated claim.</w:t>
       </w:r>
     </w:p>
     <w:p>
@@ -5219,31 +4707,7 @@
           <w:sz w:val="20"/>
           <w:szCs w:val="20"/>
         </w:rPr>
-        <w:t xml:space="preserve">☐  I explained how the evidence proves my answer.</w:t>
-      </w:r>
-    </w:p>
-    <w:p>
-      <w:pPr>
-        <w:spacing w:after="80"/>
-      </w:pPr>
-      <w:r>
-        <w:rPr>
-          <w:sz w:val="20"/>
-          <w:szCs w:val="20"/>
-        </w:rPr>
-        <w:t xml:space="preserve">☐  I used at least two math words.</w:t>
-      </w:r>
-    </w:p>
-    <w:p>
-      <w:pPr>
-        <w:spacing w:after="80"/>
-      </w:pPr>
-      <w:r>
-        <w:rPr>
-          <w:sz w:val="20"/>
-          <w:szCs w:val="20"/>
-        </w:rPr>
-        <w:t xml:space="preserve">☐  I reread complete sentences and punctuation.</w:t>
+        <w:t xml:space="preserve">☐  The support level changed the language scaffolding, never the mathematical expectation.</w:t>
       </w:r>
     </w:p>
     <w:sectPr>
